--- a/manuel-malagasy-t5/output/Manuel_Malagasy_T5_FICHE-MODELE_V1.docx
+++ b/manuel-malagasy-t5/output/Manuel_Malagasy_T5_FICHE-MODELE_V1.docx
@@ -878,7 +878,7 @@
           <w:color w:val="000000"/>
           <w:sz w:val="26"/>
         </w:rPr>
-        <w:t>SEHO 1 / 4</w:t>
+        <w:t>SEHO 1 / 1</w:t>
       </w:r>
       <w:bookmarkStart w:id="2" w:name="bm_seho1"/>
       <w:bookmarkEnd w:id="2"/>
@@ -896,7 +896,7 @@
           <w:color w:val="C00000"/>
           <w:sz w:val="32"/>
         </w:rPr>
-        <w:t>Ny fepetra fototra amin'ny fahasalamana</w:t>
+        <w:t>Fanasana ny tanana</w:t>
       </w:r>
     </w:p>
     <w:p>
@@ -926,7 +926,7 @@
           <w:color w:val="C00000"/>
           <w:sz w:val="30"/>
         </w:rPr>
-        <w:t>Ny fepetra fototra amin'ny fahasalamana</w:t>
+        <w:t>Fanasana ny tanana</w:t>
       </w:r>
       <w:bookmarkStart w:id="3" w:name="bm_lesona1"/>
       <w:bookmarkEnd w:id="3"/>
@@ -934,22 +934,6 @@
     <w:p>
       <w:pPr>
         <w:spacing w:after="120"/>
-      </w:pPr>
-      <w:r>
-        <w:rPr>
-          <w:rFonts w:ascii="Times New Roman" w:hAnsi="Times New Roman"/>
-          <w:b/>
-          <w:i w:val="0"/>
-          <w:color w:val="1E7B34"/>
-          <w:sz w:val="24"/>
-        </w:rPr>
-        <w:t>Ohatra dihy : « Ny fahasalamana no harena »</w:t>
-      </w:r>
-    </w:p>
-    <w:p>
-      <w:pPr>
-        <w:spacing w:after="40"/>
-        <w:ind w:left="340"/>
       </w:pPr>
       <w:r>
         <w:rPr>
@@ -959,558 +943,7 @@
           <w:color w:val="000000"/>
           <w:sz w:val="22"/>
         </w:rPr>
-        <w:t>Mpianatra Andry : Raha ny tena, inona no ilaina ?</w:t>
-      </w:r>
-    </w:p>
-    <w:p>
-      <w:pPr>
-        <w:spacing w:after="40"/>
-        <w:ind w:left="340"/>
-      </w:pPr>
-      <w:r>
-        <w:rPr>
-          <w:rFonts w:ascii="Times New Roman" w:hAnsi="Times New Roman"/>
-          <w:b w:val="0"/>
-          <w:i/>
-          <w:color w:val="000000"/>
-          <w:sz w:val="22"/>
-        </w:rPr>
-        <w:t>Mpianatra Faly : Ilaina ny mihinana ara-potoana, ny misotro rano madio, ary ny fatoriana ampy.</w:t>
-      </w:r>
-    </w:p>
-    <w:p>
-      <w:pPr>
-        <w:spacing w:after="40"/>
-        <w:ind w:left="340"/>
-      </w:pPr>
-      <w:r>
-        <w:rPr>
-          <w:rFonts w:ascii="Times New Roman" w:hAnsi="Times New Roman"/>
-          <w:b w:val="0"/>
-          <w:i/>
-          <w:color w:val="000000"/>
-          <w:sz w:val="22"/>
-        </w:rPr>
-        <w:t>A : Alohan'ny mihinana, inona no atao ?</w:t>
-      </w:r>
-    </w:p>
-    <w:p>
-      <w:pPr>
-        <w:spacing w:after="40"/>
-        <w:ind w:left="340"/>
-      </w:pPr>
-      <w:r>
-        <w:rPr>
-          <w:rFonts w:ascii="Times New Roman" w:hAnsi="Times New Roman"/>
-          <w:b w:val="0"/>
-          <w:i/>
-          <w:color w:val="000000"/>
-          <w:sz w:val="22"/>
-        </w:rPr>
-        <w:t>F : Manasa tanana isika, vao mihinana.</w:t>
-      </w:r>
-    </w:p>
-    <w:p>
-      <w:pPr>
-        <w:spacing w:after="40"/>
-        <w:ind w:left="340"/>
-      </w:pPr>
-      <w:r>
-        <w:rPr>
-          <w:rFonts w:ascii="Times New Roman" w:hAnsi="Times New Roman"/>
-          <w:b w:val="0"/>
-          <w:i/>
-          <w:color w:val="000000"/>
-          <w:sz w:val="22"/>
-        </w:rPr>
-        <w:t>A : Ary taorian'ny sakafo ?</w:t>
-      </w:r>
-    </w:p>
-    <w:p>
-      <w:pPr>
-        <w:spacing w:after="40"/>
-        <w:ind w:left="340"/>
-      </w:pPr>
-      <w:r>
-        <w:rPr>
-          <w:rFonts w:ascii="Times New Roman" w:hAnsi="Times New Roman"/>
-          <w:b w:val="0"/>
-          <w:i/>
-          <w:color w:val="000000"/>
-          <w:sz w:val="22"/>
-        </w:rPr>
-        <w:t>F : Manasa tanana sy manasa nify indray, dia miala.</w:t>
-      </w:r>
-    </w:p>
-    <w:p>
-      <w:pPr>
-        <w:spacing w:after="40"/>
-        <w:ind w:left="340"/>
-      </w:pPr>
-      <w:r>
-        <w:rPr>
-          <w:rFonts w:ascii="Times New Roman" w:hAnsi="Times New Roman"/>
-          <w:b w:val="0"/>
-          <w:i/>
-          <w:color w:val="000000"/>
-          <w:sz w:val="22"/>
-        </w:rPr>
-        <w:t>A : Raha tsy manao izany isika ?</w:t>
-      </w:r>
-    </w:p>
-    <w:p>
-      <w:pPr>
-        <w:spacing w:after="40"/>
-        <w:ind w:left="340"/>
-      </w:pPr>
-      <w:r>
-        <w:rPr>
-          <w:rFonts w:ascii="Times New Roman" w:hAnsi="Times New Roman"/>
-          <w:b w:val="0"/>
-          <w:i/>
-          <w:color w:val="000000"/>
-          <w:sz w:val="22"/>
-        </w:rPr>
-        <w:t>F : Mety ho voan'ny aretina, ka tsy mahay mianatra.</w:t>
-      </w:r>
-    </w:p>
-    <w:p>
-      <w:pPr>
-        <w:spacing w:after="120"/>
-      </w:pPr>
-      <w:r>
-        <w:rPr>
-          <w:rFonts w:ascii="Times New Roman" w:hAnsi="Times New Roman"/>
-          <w:b/>
-          <w:i w:val="0"/>
-          <w:color w:val="1E7B34"/>
-          <w:sz w:val="24"/>
-        </w:rPr>
-        <w:t>Fomba fanaovana ny adihevitra : tarika Voromahery sy tarika Railovy</w:t>
-      </w:r>
-    </w:p>
-    <w:p>
-      <w:pPr>
-        <w:spacing w:after="40"/>
-        <w:ind w:left="340"/>
-      </w:pPr>
-      <w:r>
-        <w:rPr>
-          <w:rFonts w:ascii="Times New Roman" w:hAnsi="Times New Roman"/>
-          <w:b w:val="0"/>
-          <w:i w:val="0"/>
-          <w:color w:val="000000"/>
-          <w:sz w:val="22"/>
-        </w:rPr>
-        <w:t>— Mametraka fanontaniana ny tarika Voromahery hoe : « Araka ny hevitrao/hevitrareo, mahasalama ve ny … ? ».</w:t>
-      </w:r>
-    </w:p>
-    <w:p>
-      <w:pPr>
-        <w:spacing w:after="40"/>
-        <w:ind w:left="340"/>
-      </w:pPr>
-      <w:r>
-        <w:rPr>
-          <w:rFonts w:ascii="Times New Roman" w:hAnsi="Times New Roman"/>
-          <w:b w:val="0"/>
-          <w:i w:val="0"/>
-          <w:color w:val="000000"/>
-          <w:sz w:val="22"/>
-        </w:rPr>
-        <w:t>— Mamaly ny tarika Railovy : « Araka ny hevitro/hevitray, (tsy) mahasalama ny … ».</w:t>
-      </w:r>
-    </w:p>
-    <w:p>
-      <w:pPr>
-        <w:spacing w:after="40"/>
-        <w:ind w:left="340"/>
-      </w:pPr>
-      <w:r>
-        <w:rPr>
-          <w:rFonts w:ascii="Times New Roman" w:hAnsi="Times New Roman"/>
-          <w:b w:val="0"/>
-          <w:i w:val="0"/>
-          <w:color w:val="000000"/>
-          <w:sz w:val="22"/>
-        </w:rPr>
-        <w:t>— Mamerina mametraka fanontaniana ny tarika teo aloha hoe : « Azafady, afaka manazava misimisy kokoa ve ianao ? », « Tsy azoko tsara, azo azavaina ve ? », mba hanomezan'ilay namaly antony fanampiny.</w:t>
-      </w:r>
-    </w:p>
-    <w:p>
-      <w:pPr>
-        <w:spacing w:after="40"/>
-        <w:ind w:left="340"/>
-      </w:pPr>
-      <w:r>
-        <w:rPr>
-          <w:rFonts w:ascii="Times New Roman" w:hAnsi="Times New Roman"/>
-          <w:b w:val="0"/>
-          <w:i w:val="0"/>
-          <w:color w:val="000000"/>
-          <w:sz w:val="22"/>
-        </w:rPr>
-        <w:t>— Mamaly indray ny tarika Railovy hoe : « (Tsy) mahasalama satria ……… ».</w:t>
-      </w:r>
-    </w:p>
-    <w:p>
-      <w:pPr>
-        <w:spacing w:after="40"/>
-        <w:ind w:left="340"/>
-      </w:pPr>
-      <w:r>
-        <w:rPr>
-          <w:rFonts w:ascii="Times New Roman" w:hAnsi="Times New Roman"/>
-          <w:b w:val="0"/>
-          <w:i w:val="0"/>
-          <w:color w:val="000000"/>
-          <w:sz w:val="22"/>
-        </w:rPr>
-        <w:t>— Afamadika ny tarika nametraka fanontaniana sy ny namaly aorian'izay ; omena fotoana ampy andinihana ny fanontaniana apetraka sy ny valiny azo.</w:t>
-      </w:r>
-    </w:p>
-    <w:p>
-      <w:pPr>
-        <w:spacing w:after="120"/>
-      </w:pPr>
-      <w:r>
-        <w:rPr>
-          <w:rFonts w:ascii="Times New Roman" w:hAnsi="Times New Roman"/>
-          <w:b/>
-          <w:i w:val="0"/>
-          <w:color w:val="1E7B34"/>
-          <w:sz w:val="24"/>
-        </w:rPr>
-        <w:t>Ny mpanamarika fotoana</w:t>
-      </w:r>
-    </w:p>
-    <w:p>
-      <w:pPr>
-        <w:spacing w:after="120"/>
-      </w:pPr>
-      <w:r>
-        <w:rPr>
-          <w:rFonts w:ascii="Times New Roman" w:hAnsi="Times New Roman"/>
-          <w:b w:val="0"/>
-          <w:i w:val="0"/>
-          <w:color w:val="000000"/>
-          <w:sz w:val="22"/>
-        </w:rPr>
-        <w:t xml:space="preserve">Mpanamarika fotoana ireo teny ireo, satria mampifandray dingana roa izy : </w:t>
-      </w:r>
-      <w:r>
-        <w:rPr>
-          <w:rFonts w:ascii="Times New Roman" w:hAnsi="Times New Roman"/>
-          <w:b/>
-          <w:color w:val="1F4E79"/>
-          <w:sz w:val="22"/>
-        </w:rPr>
-        <w:t>alohan'ny</w:t>
-      </w:r>
-      <w:r>
-        <w:rPr>
-          <w:rFonts w:ascii="Times New Roman" w:hAnsi="Times New Roman"/>
-          <w:b w:val="0"/>
-          <w:i w:val="0"/>
-          <w:color w:val="000000"/>
-          <w:sz w:val="22"/>
-        </w:rPr>
-        <w:t xml:space="preserve"> (ny mba hatao aloha), </w:t>
-      </w:r>
-      <w:r>
-        <w:rPr>
-          <w:rFonts w:ascii="Times New Roman" w:hAnsi="Times New Roman"/>
-          <w:b/>
-          <w:color w:val="1F4E79"/>
-          <w:sz w:val="22"/>
-        </w:rPr>
-        <w:t>vao</w:t>
-      </w:r>
-      <w:r>
-        <w:rPr>
-          <w:rFonts w:ascii="Times New Roman" w:hAnsi="Times New Roman"/>
-          <w:b w:val="0"/>
-          <w:i w:val="0"/>
-          <w:color w:val="000000"/>
-          <w:sz w:val="22"/>
-        </w:rPr>
-        <w:t xml:space="preserve"> (ny manaraka hatony), </w:t>
-      </w:r>
-      <w:r>
-        <w:rPr>
-          <w:rFonts w:ascii="Times New Roman" w:hAnsi="Times New Roman"/>
-          <w:b/>
-          <w:color w:val="1F4E79"/>
-          <w:sz w:val="22"/>
-        </w:rPr>
-        <w:t>rehefa</w:t>
-      </w:r>
-      <w:r>
-        <w:rPr>
-          <w:rFonts w:ascii="Times New Roman" w:hAnsi="Times New Roman"/>
-          <w:b w:val="0"/>
-          <w:i w:val="0"/>
-          <w:color w:val="000000"/>
-          <w:sz w:val="22"/>
-        </w:rPr>
-        <w:t xml:space="preserve"> (amin'ny fotoana), </w:t>
-      </w:r>
-      <w:r>
-        <w:rPr>
-          <w:rFonts w:ascii="Times New Roman" w:hAnsi="Times New Roman"/>
-          <w:b/>
-          <w:color w:val="1F4E79"/>
-          <w:sz w:val="22"/>
-        </w:rPr>
-        <w:t>taorian'ny</w:t>
-      </w:r>
-      <w:r>
-        <w:rPr>
-          <w:rFonts w:ascii="Times New Roman" w:hAnsi="Times New Roman"/>
-          <w:b w:val="0"/>
-          <w:i w:val="0"/>
-          <w:color w:val="000000"/>
-          <w:sz w:val="22"/>
-        </w:rPr>
-        <w:t xml:space="preserve"> (ny mba hatao aorian'izany).</w:t>
-      </w:r>
-    </w:p>
-    <w:p>
-      <w:pPr>
-        <w:spacing w:after="40"/>
-        <w:ind w:left="340"/>
-      </w:pPr>
-      <w:r>
-        <w:rPr>
-          <w:rFonts w:ascii="Times New Roman" w:hAnsi="Times New Roman"/>
-          <w:b w:val="0"/>
-          <w:i w:val="0"/>
-          <w:color w:val="000000"/>
-          <w:sz w:val="22"/>
-        </w:rPr>
-        <w:t xml:space="preserve">— Marina : </w:t>
-      </w:r>
-      <w:r>
-        <w:rPr>
-          <w:rFonts w:ascii="Times New Roman" w:hAnsi="Times New Roman"/>
-          <w:b/>
-          <w:color w:val="1F4E79"/>
-          <w:sz w:val="22"/>
-        </w:rPr>
-        <w:t>Alohan'ny</w:t>
-      </w:r>
-      <w:r>
-        <w:rPr>
-          <w:rFonts w:ascii="Times New Roman" w:hAnsi="Times New Roman"/>
-          <w:b w:val="0"/>
-          <w:i w:val="0"/>
-          <w:color w:val="000000"/>
-          <w:sz w:val="22"/>
-        </w:rPr>
-        <w:t xml:space="preserve"> mihinana, manasa tanana isika.</w:t>
-      </w:r>
-    </w:p>
-    <w:p>
-      <w:pPr>
-        <w:spacing w:after="40"/>
-        <w:ind w:left="340"/>
-      </w:pPr>
-      <w:r>
-        <w:rPr>
-          <w:rFonts w:ascii="Times New Roman" w:hAnsi="Times New Roman"/>
-          <w:b w:val="0"/>
-          <w:i w:val="0"/>
-          <w:color w:val="000000"/>
-          <w:sz w:val="22"/>
-        </w:rPr>
-        <w:t xml:space="preserve">— Marina : Manasa tanana isika, </w:t>
-      </w:r>
-      <w:r>
-        <w:rPr>
-          <w:rFonts w:ascii="Times New Roman" w:hAnsi="Times New Roman"/>
-          <w:b/>
-          <w:color w:val="1F4E79"/>
-          <w:sz w:val="22"/>
-        </w:rPr>
-        <w:t>vao</w:t>
-      </w:r>
-      <w:r>
-        <w:rPr>
-          <w:rFonts w:ascii="Times New Roman" w:hAnsi="Times New Roman"/>
-          <w:b w:val="0"/>
-          <w:i w:val="0"/>
-          <w:color w:val="000000"/>
-          <w:sz w:val="22"/>
-        </w:rPr>
-        <w:t xml:space="preserve"> mihinana.</w:t>
-      </w:r>
-    </w:p>
-    <w:p>
-      <w:pPr>
-        <w:spacing w:after="40"/>
-        <w:ind w:left="340"/>
-      </w:pPr>
-      <w:r>
-        <w:rPr>
-          <w:rFonts w:ascii="Times New Roman" w:hAnsi="Times New Roman"/>
-          <w:b w:val="0"/>
-          <w:i w:val="0"/>
-          <w:color w:val="000000"/>
-          <w:sz w:val="22"/>
-        </w:rPr>
-        <w:t xml:space="preserve">— Marina : </w:t>
-      </w:r>
-      <w:r>
-        <w:rPr>
-          <w:rFonts w:ascii="Times New Roman" w:hAnsi="Times New Roman"/>
-          <w:b/>
-          <w:color w:val="1F4E79"/>
-          <w:sz w:val="22"/>
-        </w:rPr>
-        <w:t>Rehefa</w:t>
-      </w:r>
-      <w:r>
-        <w:rPr>
-          <w:rFonts w:ascii="Times New Roman" w:hAnsi="Times New Roman"/>
-          <w:b w:val="0"/>
-          <w:i w:val="0"/>
-          <w:color w:val="000000"/>
-          <w:sz w:val="22"/>
-        </w:rPr>
-        <w:t xml:space="preserve"> vita ny sakafo, manasa nify isika.</w:t>
-      </w:r>
-    </w:p>
-    <w:p>
-      <w:pPr>
-        <w:spacing w:after="40"/>
-        <w:ind w:left="340"/>
-      </w:pPr>
-      <w:r>
-        <w:rPr>
-          <w:rFonts w:ascii="Times New Roman" w:hAnsi="Times New Roman"/>
-          <w:b w:val="0"/>
-          <w:i w:val="0"/>
-          <w:color w:val="000000"/>
-          <w:sz w:val="22"/>
-        </w:rPr>
-        <w:t xml:space="preserve">— Marina : </w:t>
-      </w:r>
-      <w:r>
-        <w:rPr>
-          <w:rFonts w:ascii="Times New Roman" w:hAnsi="Times New Roman"/>
-          <w:b/>
-          <w:color w:val="1F4E79"/>
-          <w:sz w:val="22"/>
-        </w:rPr>
-        <w:t>Taorian'ny</w:t>
-      </w:r>
-      <w:r>
-        <w:rPr>
-          <w:rFonts w:ascii="Times New Roman" w:hAnsi="Times New Roman"/>
-          <w:b w:val="0"/>
-          <w:i w:val="0"/>
-          <w:color w:val="000000"/>
-          <w:sz w:val="22"/>
-        </w:rPr>
-        <w:t xml:space="preserve"> sakafo, manasa nify isika.</w:t>
-      </w:r>
-    </w:p>
-    <w:p>
-      <w:pPr>
-        <w:spacing w:after="40"/>
-        <w:ind w:left="340"/>
-      </w:pPr>
-      <w:r>
-        <w:rPr>
-          <w:rFonts w:ascii="Times New Roman" w:hAnsi="Times New Roman"/>
-          <w:b w:val="0"/>
-          <w:i w:val="0"/>
-          <w:color w:val="000000"/>
-          <w:sz w:val="22"/>
-        </w:rPr>
-        <w:t xml:space="preserve">— Marina : Nandry ao am-patoriana aho, </w:t>
-      </w:r>
-      <w:r>
-        <w:rPr>
-          <w:rFonts w:ascii="Times New Roman" w:hAnsi="Times New Roman"/>
-          <w:b/>
-          <w:color w:val="1F4E79"/>
-          <w:sz w:val="22"/>
-        </w:rPr>
-        <w:t>vao</w:t>
-      </w:r>
-      <w:r>
-        <w:rPr>
-          <w:rFonts w:ascii="Times New Roman" w:hAnsi="Times New Roman"/>
-          <w:b w:val="0"/>
-          <w:i w:val="0"/>
-          <w:color w:val="000000"/>
-          <w:sz w:val="22"/>
-        </w:rPr>
-        <w:t xml:space="preserve"> nisotro rano.</w:t>
-      </w:r>
-    </w:p>
-    <w:p>
-      <w:pPr>
-        <w:spacing w:after="120"/>
-      </w:pPr>
-      <w:r>
-        <w:rPr>
-          <w:rFonts w:ascii="Times New Roman" w:hAnsi="Times New Roman"/>
-          <w:b/>
-          <w:i w:val="0"/>
-          <w:color w:val="1E7B34"/>
-          <w:sz w:val="24"/>
-        </w:rPr>
-        <w:t>Ohatra diso sy ny fanitsiana</w:t>
-      </w:r>
-    </w:p>
-    <w:p>
-      <w:pPr>
-        <w:spacing w:after="40"/>
-        <w:ind w:left="340"/>
-      </w:pPr>
-      <w:r>
-        <w:rPr>
-          <w:rFonts w:ascii="Times New Roman" w:hAnsi="Times New Roman"/>
-          <w:b w:val="0"/>
-          <w:i w:val="0"/>
-          <w:color w:val="000000"/>
-          <w:sz w:val="22"/>
-        </w:rPr>
-        <w:t>— Diso : Mihinana alohan'ny manasa tanana isika. Marina : Manasa tanana isika, vao mihinana. (fanehoana ny fotoana : lasa ny filaharan'ny dingana)</w:t>
-      </w:r>
-    </w:p>
-    <w:p>
-      <w:pPr>
-        <w:spacing w:after="40"/>
-        <w:ind w:left="340"/>
-      </w:pPr>
-      <w:r>
-        <w:rPr>
-          <w:rFonts w:ascii="Times New Roman" w:hAnsi="Times New Roman"/>
-          <w:b w:val="0"/>
-          <w:i w:val="0"/>
-          <w:color w:val="000000"/>
-          <w:sz w:val="22"/>
-        </w:rPr>
-        <w:t>— Diso : Rehefa mihinana, manasa nify. Marina : Rehefa vita ny sakafo, manasa nify. (hevitra tsy feno : tsy voalaza ny faran'ny dingana)</w:t>
-      </w:r>
-    </w:p>
-    <w:p>
-      <w:pPr>
-        <w:spacing w:after="40"/>
-        <w:ind w:left="340"/>
-      </w:pPr>
-      <w:r>
-        <w:rPr>
-          <w:rFonts w:ascii="Times New Roman" w:hAnsi="Times New Roman"/>
-          <w:b w:val="0"/>
-          <w:i w:val="0"/>
-          <w:color w:val="000000"/>
-          <w:sz w:val="22"/>
-        </w:rPr>
-        <w:t>— Diso : Taorian'ny mihinana manasa tanana. Marina : Taorian'ny mihinana, manasa tanana. (mari-piatoana : tsy nisy tsoraka nanasarana ny ampahany roa)</w:t>
+        <w:t>Isika rehetra dia tia ho salama. Ny fanasana ny tanana amin'ny savony sy rano madio no fomba mora indrindra hiarovana ny tena. Mazotoa manasa tanana alohan'ny mihinana, ary rehefa miverina avy any an-dokoa. Aza adino ny lanin-tanana sy ny lamosin-tanana, ary ny eo anelanelan'ny rantsan-tanana. Avy amin'ny tanana maloto ny antony amin'ny be dia be amin'ny aretin-kibo sy ny aretin-koditra.</w:t>
       </w:r>
     </w:p>
     <w:p>
@@ -1539,7 +972,7 @@
           <w:color w:val="1F4E79"/>
           <w:sz w:val="22"/>
         </w:rPr>
-        <w:t>fepetra</w:t>
+        <w:t>fanasana</w:t>
       </w:r>
       <w:r>
         <w:rPr>
@@ -1549,7 +982,7 @@
           <w:color w:val="000000"/>
           <w:sz w:val="22"/>
         </w:rPr>
-        <w:t xml:space="preserve"> : ny toe-javatra ilazana izay atao ; </w:t>
+        <w:t xml:space="preserve"> : ny fampiasana rano sy savony hanesorana ny maloto ; </w:t>
       </w:r>
       <w:r>
         <w:rPr>
@@ -1558,7 +991,7 @@
           <w:color w:val="1F4E79"/>
           <w:sz w:val="22"/>
         </w:rPr>
-        <w:t>takiana</w:t>
+        <w:t>savony</w:t>
       </w:r>
       <w:r>
         <w:rPr>
@@ -1568,7 +1001,7 @@
           <w:color w:val="000000"/>
           <w:sz w:val="22"/>
         </w:rPr>
-        <w:t xml:space="preserve"> : ilaina, tsy azo famelezana ; </w:t>
+        <w:t xml:space="preserve"> : akora ampiasaina amin'ny fanadiovana sy fandamana ; </w:t>
       </w:r>
       <w:r>
         <w:rPr>
@@ -1577,7 +1010,7 @@
           <w:color w:val="1F4E79"/>
           <w:sz w:val="22"/>
         </w:rPr>
-        <w:t>ara-potoana</w:t>
+        <w:t>lamosin-tanana</w:t>
       </w:r>
       <w:r>
         <w:rPr>
@@ -1587,7 +1020,7 @@
           <w:color w:val="000000"/>
           <w:sz w:val="22"/>
         </w:rPr>
-        <w:t xml:space="preserve"> : araka ny fotoana nomena ; </w:t>
+        <w:t xml:space="preserve"> : ny tapany ambadiky ny tanana ; </w:t>
       </w:r>
       <w:r>
         <w:rPr>
@@ -1596,7 +1029,7 @@
           <w:color w:val="1F4E79"/>
           <w:sz w:val="22"/>
         </w:rPr>
-        <w:t>fatoriana</w:t>
+        <w:t>lanina</w:t>
       </w:r>
       <w:r>
         <w:rPr>
@@ -1606,7 +1039,7 @@
           <w:color w:val="000000"/>
           <w:sz w:val="22"/>
         </w:rPr>
-        <w:t xml:space="preserve"> : ny fandriana ; </w:t>
+        <w:t xml:space="preserve"> : ny tapany anaty amin'ny tanana ; </w:t>
       </w:r>
       <w:r>
         <w:rPr>
@@ -1615,7 +1048,7 @@
           <w:color w:val="1F4E79"/>
           <w:sz w:val="22"/>
         </w:rPr>
-        <w:t>mpanamarika fotoana</w:t>
+        <w:t>rantsan-tanana</w:t>
       </w:r>
       <w:r>
         <w:rPr>
@@ -1625,7 +1058,56 @@
           <w:color w:val="000000"/>
           <w:sz w:val="22"/>
         </w:rPr>
-        <w:t xml:space="preserve"> : ny teny mampiseho ny fotoana.</w:t>
+        <w:t xml:space="preserve"> : ny singa dimy eo amin'ny tanana ; </w:t>
+      </w:r>
+      <w:r>
+        <w:rPr>
+          <w:rFonts w:ascii="Times New Roman" w:hAnsi="Times New Roman"/>
+          <w:b/>
+          <w:color w:val="1F4E79"/>
+          <w:sz w:val="22"/>
+        </w:rPr>
+        <w:t>aretin-kibo</w:t>
+      </w:r>
+      <w:r>
+        <w:rPr>
+          <w:rFonts w:ascii="Times New Roman" w:hAnsi="Times New Roman"/>
+          <w:b w:val="0"/>
+          <w:i w:val="0"/>
+          <w:color w:val="000000"/>
+          <w:sz w:val="22"/>
+        </w:rPr>
+        <w:t xml:space="preserve"> : aretina amin'ny kibo (ohatra : ny tsindratsindra).</w:t>
+      </w:r>
+    </w:p>
+    <w:p>
+      <w:pPr>
+        <w:spacing w:after="120"/>
+      </w:pPr>
+      <w:r>
+        <w:rPr>
+          <w:rFonts w:ascii="Times New Roman" w:hAnsi="Times New Roman"/>
+          <w:b/>
+          <w:i w:val="0"/>
+          <w:color w:val="1E7B34"/>
+          <w:sz w:val="24"/>
+        </w:rPr>
+        <w:t>Karazana fanazavana ny lahatsoratra</w:t>
+      </w:r>
+    </w:p>
+    <w:p>
+      <w:pPr>
+        <w:spacing w:after="120"/>
+      </w:pPr>
+      <w:r>
+        <w:rPr>
+          <w:rFonts w:ascii="Times New Roman" w:hAnsi="Times New Roman"/>
+          <w:b w:val="0"/>
+          <w:i w:val="0"/>
+          <w:color w:val="000000"/>
+          <w:sz w:val="22"/>
+        </w:rPr>
+        <w:t>Hevi-dehibe : ny fahasalamana dia manomboka amin'ny fanasana ny tanana. Vokany : ny fihenan'ny aretin-kibo sy ny aretin-koditra.</w:t>
       </w:r>
     </w:p>
     <w:p>
@@ -1655,7 +1137,7 @@
           <w:color w:val="000000"/>
           <w:sz w:val="22"/>
         </w:rPr>
-        <w:t>Ohabolana : « Ny fahasalamana dia ambony lavitra noho ny fananan-karena » — ny fahasalamana no zavatra sarobidine indrindra, fa ny harena kosa azo averina. (ohabolana.org)</w:t>
+        <w:t>Ohabolana momba ny nify : « Ny nify, sady haingo no fahasalamana » — ny nify madio dia haingo, ary miaro ny taolana sy ny kibo koa, satria ny sakafo dia tsara kintaina. (ohabolana.org)</w:t>
       </w:r>
     </w:p>
     <w:p>
@@ -1670,22 +1152,7 @@
           <w:color w:val="000000"/>
           <w:sz w:val="22"/>
         </w:rPr>
-        <w:t>Ao amin'ny fampiasana andavanandro dia matetika ampiasaina miaraka amin'ireo mpanamarika fotoana ireo ny teny hoe « mazotoa » : « Mazotoa manasa tanana. »</w:t>
-      </w:r>
-    </w:p>
-    <w:p>
-      <w:pPr>
-        <w:spacing w:after="120"/>
-      </w:pPr>
-      <w:r>
-        <w:rPr>
-          <w:rFonts w:ascii="Times New Roman" w:hAnsi="Times New Roman"/>
-          <w:b w:val="0"/>
-          <w:i w:val="0"/>
-          <w:color w:val="000000"/>
-          <w:sz w:val="22"/>
-        </w:rPr>
-        <w:t>Ho an'ny tombana : asiana fifaninanana ny tarika an-daniny sy ny ankilany. Apetraka eny amin'ny solaitrabe ny isa azon'ny tarika tsirairay : mahazo isa iray ny tarika mahavaly, ary raha tsy mahavaly kosa izy dia mahazo isa iray ny tarika nametraka ny fanontaniana.</w:t>
+        <w:t>Ny fanasana ny nify dia atao amin'ny alina ary amin'ny maraina, fa tsy rehefa afaka sakafo ihany.</w:t>
       </w:r>
     </w:p>
     <w:p>
@@ -1716,7 +1183,7 @@
           <w:color w:val="000000"/>
           <w:sz w:val="22"/>
         </w:rPr>
-        <w:t>• Fepetra fototra amin'ny fahasalamana : sakafo ara-potoana, rano madio, fanadiovana ny tanana sy ny tongotra, fatoriana.</w:t>
+        <w:t>• Manasa tanana amin'ny savony sy rano madio isika alohan'ny mihinana.</w:t>
       </w:r>
     </w:p>
     <w:p>
@@ -1732,7 +1199,7 @@
           <w:color w:val="000000"/>
           <w:sz w:val="22"/>
         </w:rPr>
-        <w:t>• Mazotoa manasa tanana alohan'ny mihinana ary taorian'ny sakafo.</w:t>
+        <w:t>• Aza adino ny lanin-tanana sy ny lamosin-tanana.</w:t>
       </w:r>
     </w:p>
     <w:p>
@@ -1748,7 +1215,7 @@
           <w:color w:val="000000"/>
           <w:sz w:val="22"/>
         </w:rPr>
-        <w:t>• Alohan'ny, rehefa, vao, taorian'ny no mampiseho ny filaharan'ny dingana.</w:t>
+        <w:t>• Ny tanana maloto no mitondra aretin-kibo sy aretin-koditra.</w:t>
       </w:r>
     </w:p>
     <w:p>
@@ -1796,7 +1263,133 @@
           <w:color w:val="000000"/>
           <w:sz w:val="22"/>
         </w:rPr>
-        <w:t>1. Safio valiny mety.</w:t>
+        <w:t>1. Mamaky ianao, dia valin'ny fanontaniana ireto.</w:t>
+      </w:r>
+    </w:p>
+    <w:p>
+      <w:pPr>
+        <w:spacing w:after="160"/>
+      </w:pPr>
+      <w:r>
+        <w:rPr>
+          <w:rFonts w:ascii="Times New Roman" w:hAnsi="Times New Roman"/>
+          <w:b w:val="0"/>
+          <w:i/>
+          <w:color w:val="000000"/>
+          <w:sz w:val="20"/>
+        </w:rPr>
+        <w:t>(5 isa)</w:t>
+      </w:r>
+    </w:p>
+    <w:p>
+      <w:pPr>
+        <w:spacing w:after="120"/>
+        <w:ind w:left="340"/>
+      </w:pPr>
+      <w:r>
+        <w:rPr>
+          <w:rFonts w:ascii="Times New Roman" w:hAnsi="Times New Roman"/>
+          <w:b w:val="0"/>
+          <w:i w:val="0"/>
+          <w:color w:val="000000"/>
+          <w:sz w:val="22"/>
+        </w:rPr>
+        <w:t>1) Inona ny fomba mora indrindra hiarovana ny tena ?</w:t>
+      </w:r>
+    </w:p>
+    <w:p>
+      <w:pPr>
+        <w:spacing w:after="120"/>
+        <w:ind w:left="340"/>
+      </w:pPr>
+      <w:r>
+        <w:rPr>
+          <w:rFonts w:ascii="Times New Roman" w:hAnsi="Times New Roman"/>
+          <w:b w:val="0"/>
+          <w:i w:val="0"/>
+          <w:color w:val="000000"/>
+          <w:sz w:val="22"/>
+        </w:rPr>
+        <w:t>2) Amin'ny fotoana inona isika no manasa tanana ?</w:t>
+      </w:r>
+    </w:p>
+    <w:p>
+      <w:pPr>
+        <w:spacing w:after="120"/>
+        <w:ind w:left="340"/>
+      </w:pPr>
+      <w:r>
+        <w:rPr>
+          <w:rFonts w:ascii="Times New Roman" w:hAnsi="Times New Roman"/>
+          <w:b w:val="0"/>
+          <w:i w:val="0"/>
+          <w:color w:val="000000"/>
+          <w:sz w:val="22"/>
+        </w:rPr>
+        <w:t>3) Inona ny tapany amin'ny tanana tsy tokony hadinoina ?</w:t>
+      </w:r>
+    </w:p>
+    <w:p>
+      <w:pPr>
+        <w:spacing w:after="120"/>
+        <w:ind w:left="340"/>
+      </w:pPr>
+      <w:r>
+        <w:rPr>
+          <w:rFonts w:ascii="Times New Roman" w:hAnsi="Times New Roman"/>
+          <w:b w:val="0"/>
+          <w:i w:val="0"/>
+          <w:color w:val="000000"/>
+          <w:sz w:val="22"/>
+        </w:rPr>
+        <w:t>4) Inona no antony amin'ny be dia be amin'ny aretin-kibo araka ny lahatsoratra ?</w:t>
+      </w:r>
+    </w:p>
+    <w:p>
+      <w:pPr>
+        <w:spacing w:after="120"/>
+        <w:ind w:left="340"/>
+      </w:pPr>
+      <w:r>
+        <w:rPr>
+          <w:rFonts w:ascii="Times New Roman" w:hAnsi="Times New Roman"/>
+          <w:b w:val="0"/>
+          <w:i w:val="0"/>
+          <w:color w:val="000000"/>
+          <w:sz w:val="22"/>
+        </w:rPr>
+        <w:t>5) Fehezanteny firy ny ao amin'ny lahatsoratra ?</w:t>
+      </w:r>
+    </w:p>
+    <w:p>
+      <w:pPr>
+        <w:spacing w:after="40"/>
+        <w:ind w:left="170"/>
+      </w:pPr>
+      <w:r>
+        <w:rPr>
+          <w:rFonts w:ascii="Times New Roman" w:hAnsi="Times New Roman"/>
+          <w:b/>
+          <w:i w:val="0"/>
+          <w:color w:val="C2185B"/>
+          <w:sz w:val="20"/>
+        </w:rPr>
+        <w:t>VALINY</w:t>
+      </w:r>
+    </w:p>
+    <w:p>
+      <w:pPr>
+        <w:spacing w:after="120"/>
+      </w:pPr>
+      <w:r>
+        <w:rPr>
+          <w:rFonts w:ascii="Times New Roman" w:hAnsi="Times New Roman"/>
+          <w:b/>
+          <w:i w:val="0"/>
+          <w:color w:val="000000"/>
+          <w:sz w:val="22"/>
+        </w:rPr>
+        <w:t>2. Sokajio ho « Marina » na « Diso » ireto fehezanteny ireto.</w:t>
       </w:r>
     </w:p>
     <w:p>
@@ -1827,7 +1420,7 @@
           <w:color w:val="000000"/>
           <w:sz w:val="22"/>
         </w:rPr>
-        <w:t>1) Ny teny hoe « alohan'ny » dia mampiseho ny …</w:t>
+        <w:t>1) Ny savony ihany ilaina, tsy mila rano ny fanasana tanana.</w:t>
       </w:r>
     </w:p>
     <w:p>
@@ -1843,7 +1436,7 @@
           <w:color w:val="000000"/>
           <w:sz w:val="22"/>
         </w:rPr>
-        <w:t>a) manaraka b) mialoha d) toerana e) fomba</w:t>
+        <w:t>2) Tokony hadinoina ny lamosin-tanana rehefa manasa tanana.</w:t>
       </w:r>
     </w:p>
     <w:p>
@@ -1859,7 +1452,7 @@
           <w:color w:val="000000"/>
           <w:sz w:val="22"/>
         </w:rPr>
-        <w:t>2) Ny teny hoe « taorian'ny » dia mampiseho ny …</w:t>
+        <w:t>3) Ny tanana maloto dia mety mitondra aretin-kibo.</w:t>
       </w:r>
     </w:p>
     <w:p>
@@ -1875,87 +1468,7 @@
           <w:color w:val="000000"/>
           <w:sz w:val="22"/>
         </w:rPr>
-        <w:t>a) mialoha b) manaraka d) olona e) habe</w:t>
-      </w:r>
-    </w:p>
-    <w:p>
-      <w:pPr>
-        <w:spacing w:after="120"/>
-        <w:ind w:left="340"/>
-      </w:pPr>
-      <w:r>
-        <w:rPr>
-          <w:rFonts w:ascii="Times New Roman" w:hAnsi="Times New Roman"/>
-          <w:b w:val="0"/>
-          <w:i w:val="0"/>
-          <w:color w:val="000000"/>
-          <w:sz w:val="22"/>
-        </w:rPr>
-        <w:t>3) Izay mampiseho ny dingana manaraka hatony dia …</w:t>
-      </w:r>
-    </w:p>
-    <w:p>
-      <w:pPr>
-        <w:spacing w:after="120"/>
-        <w:ind w:left="340"/>
-      </w:pPr>
-      <w:r>
-        <w:rPr>
-          <w:rFonts w:ascii="Times New Roman" w:hAnsi="Times New Roman"/>
-          <w:b w:val="0"/>
-          <w:i w:val="0"/>
-          <w:color w:val="000000"/>
-          <w:sz w:val="22"/>
-        </w:rPr>
-        <w:t>a) rehefa b) alohan'ny d) vao e) taorian'ny</w:t>
-      </w:r>
-    </w:p>
-    <w:p>
-      <w:pPr>
-        <w:spacing w:after="120"/>
-        <w:ind w:left="340"/>
-      </w:pPr>
-      <w:r>
-        <w:rPr>
-          <w:rFonts w:ascii="Times New Roman" w:hAnsi="Times New Roman"/>
-          <w:b w:val="0"/>
-          <w:i w:val="0"/>
-          <w:color w:val="000000"/>
-          <w:sz w:val="22"/>
-        </w:rPr>
-        <w:t>4) Fehezanteny marina araka ny lesona ny hoe …</w:t>
-      </w:r>
-    </w:p>
-    <w:p>
-      <w:pPr>
-        <w:spacing w:after="120"/>
-        <w:ind w:left="340"/>
-      </w:pPr>
-      <w:r>
-        <w:rPr>
-          <w:rFonts w:ascii="Times New Roman" w:hAnsi="Times New Roman"/>
-          <w:b w:val="0"/>
-          <w:i w:val="0"/>
-          <w:color w:val="000000"/>
-          <w:sz w:val="22"/>
-        </w:rPr>
-        <w:t>a) Mihinana alohan'ny manasa tanana. b) Manasa tanana isika, vao mihinana.</w:t>
-      </w:r>
-    </w:p>
-    <w:p>
-      <w:pPr>
-        <w:spacing w:after="120"/>
-        <w:ind w:left="340"/>
-      </w:pPr>
-      <w:r>
-        <w:rPr>
-          <w:rFonts w:ascii="Times New Roman" w:hAnsi="Times New Roman"/>
-          <w:b w:val="0"/>
-          <w:i w:val="0"/>
-          <w:color w:val="000000"/>
-          <w:sz w:val="22"/>
-        </w:rPr>
-        <w:t>d) Rehefa mihinana, manasa nify. e) Taorian'ny alohan'ny sakafo.</w:t>
+        <w:t>4) Mazotoa manasa tanana alohan'ny mihinana.</w:t>
       </w:r>
     </w:p>
     <w:p>
@@ -1986,7 +1499,7 @@
           <w:color w:val="000000"/>
           <w:sz w:val="22"/>
         </w:rPr>
-        <w:t>2. Mameno ny toerana banga amin'ny mpanamarika fotoana mety.</w:t>
+        <w:t>3. Omeo ny dikan'ny teny ireto manaraka ireto araka ny « Ny teny vaovao » ao amin'ny lesona.</w:t>
       </w:r>
     </w:p>
     <w:p>
@@ -2017,7 +1530,7 @@
           <w:color w:val="000000"/>
           <w:sz w:val="22"/>
         </w:rPr>
-        <w:t>1) ……………… ny fandroana, manomana daka sy sabonina.</w:t>
+        <w:t>1) fanasana</w:t>
       </w:r>
     </w:p>
     <w:p>
@@ -2033,7 +1546,7 @@
           <w:color w:val="000000"/>
           <w:sz w:val="22"/>
         </w:rPr>
-        <w:t>2) Manasa nify isika, ……………… mandry.</w:t>
+        <w:t>2) savony</w:t>
       </w:r>
     </w:p>
     <w:p>
@@ -2049,7 +1562,7 @@
           <w:color w:val="000000"/>
           <w:sz w:val="22"/>
         </w:rPr>
-        <w:t>3) ……………… nianatra, dia nandry ao am-patoriana.</w:t>
+        <w:t>3) lamosin-tanana</w:t>
       </w:r>
     </w:p>
     <w:p>
@@ -2065,7 +1578,7 @@
           <w:color w:val="000000"/>
           <w:sz w:val="22"/>
         </w:rPr>
-        <w:t>4) ……………… miala amin'ny tokana maraina, manasa tanana aho.</w:t>
+        <w:t>4) rantsan-tanana</w:t>
       </w:r>
     </w:p>
     <w:p>
@@ -2096,22 +1609,7 @@
           <w:color w:val="000000"/>
           <w:sz w:val="22"/>
         </w:rPr>
-        <w:t>3. Amboary fehezanteny efatra momba ny fitandroana ny fahasalamana.</w:t>
-      </w:r>
-    </w:p>
-    <w:p>
-      <w:pPr>
-        <w:spacing w:after="160"/>
-      </w:pPr>
-      <w:r>
-        <w:rPr>
-          <w:rFonts w:ascii="Times New Roman" w:hAnsi="Times New Roman"/>
-          <w:b w:val="0"/>
-          <w:i/>
-          <w:color w:val="000000"/>
-          <w:sz w:val="20"/>
-        </w:rPr>
-        <w:t>(4 isa)</w:t>
+        <w:t>Mamaky ianao, dia valin'ny fanontaniana ireto.</w:t>
       </w:r>
     </w:p>
     <w:p>
@@ -2127,14 +1625,17 @@
           <w:color w:val="000000"/>
           <w:sz w:val="22"/>
         </w:rPr>
-        <w:t>1) ampiasao ny teny hoe « alohan'ny »</w:t>
+        <w:t xml:space="preserve">1) Ny </w:t>
       </w:r>
-    </w:p>
-    <w:p>
-      <w:pPr>
-        <w:spacing w:after="120"/>
-        <w:ind w:left="340"/>
-      </w:pPr>
+      <w:r>
+        <w:rPr>
+          <w:rFonts w:ascii="Times New Roman" w:hAnsi="Times New Roman"/>
+          <w:b/>
+          <w:color w:val="C2185B"/>
+          <w:sz w:val="22"/>
+        </w:rPr>
+        <w:t>fanasana ny tanana amin'ny savony sy rano madio</w:t>
+      </w:r>
       <w:r>
         <w:rPr>
           <w:rFonts w:ascii="Times New Roman" w:hAnsi="Times New Roman"/>
@@ -2143,7 +1644,7 @@
           <w:color w:val="000000"/>
           <w:sz w:val="22"/>
         </w:rPr>
-        <w:t>2) ampiasao ny teny hoe « taorian'ny »</w:t>
+        <w:t>.</w:t>
       </w:r>
     </w:p>
     <w:p>
@@ -2159,14 +1660,17 @@
           <w:color w:val="000000"/>
           <w:sz w:val="22"/>
         </w:rPr>
-        <w:t>3) ampiasao ny teny hoe « rehefa »</w:t>
+        <w:t xml:space="preserve">2) </w:t>
       </w:r>
-    </w:p>
-    <w:p>
-      <w:pPr>
-        <w:spacing w:after="120"/>
-        <w:ind w:left="340"/>
-      </w:pPr>
+      <w:r>
+        <w:rPr>
+          <w:rFonts w:ascii="Times New Roman" w:hAnsi="Times New Roman"/>
+          <w:b/>
+          <w:color w:val="C2185B"/>
+          <w:sz w:val="22"/>
+        </w:rPr>
+        <w:t>Alohan'ny mihinana</w:t>
+      </w:r>
       <w:r>
         <w:rPr>
           <w:rFonts w:ascii="Times New Roman" w:hAnsi="Times New Roman"/>
@@ -2175,23 +1679,150 @@
           <w:color w:val="000000"/>
           <w:sz w:val="22"/>
         </w:rPr>
-        <w:t>4) ampiasao ny teny hoe « vao »</w:t>
+        <w:t xml:space="preserve"> sy </w:t>
       </w:r>
-    </w:p>
-    <w:p>
-      <w:pPr>
-        <w:spacing w:after="40"/>
-        <w:ind w:left="170"/>
-      </w:pPr>
       <w:r>
         <w:rPr>
           <w:rFonts w:ascii="Times New Roman" w:hAnsi="Times New Roman"/>
           <w:b/>
+          <w:color w:val="C2185B"/>
+          <w:sz w:val="22"/>
+        </w:rPr>
+        <w:t>rehefa miverina avy any an-dokoa</w:t>
+      </w:r>
+      <w:r>
+        <w:rPr>
+          <w:rFonts w:ascii="Times New Roman" w:hAnsi="Times New Roman"/>
+          <w:b w:val="0"/>
           <w:i w:val="0"/>
+          <w:color w:val="000000"/>
+          <w:sz w:val="22"/>
+        </w:rPr>
+        <w:t>.</w:t>
+      </w:r>
+    </w:p>
+    <w:p>
+      <w:pPr>
+        <w:spacing w:after="120"/>
+        <w:ind w:left="340"/>
+      </w:pPr>
+      <w:r>
+        <w:rPr>
+          <w:rFonts w:ascii="Times New Roman" w:hAnsi="Times New Roman"/>
+          <w:b w:val="0"/>
+          <w:i w:val="0"/>
+          <w:color w:val="000000"/>
+          <w:sz w:val="22"/>
+        </w:rPr>
+        <w:t xml:space="preserve">3) Ny </w:t>
+      </w:r>
+      <w:r>
+        <w:rPr>
+          <w:rFonts w:ascii="Times New Roman" w:hAnsi="Times New Roman"/>
+          <w:b/>
           <w:color w:val="C2185B"/>
-          <w:sz w:val="20"/>
+          <w:sz w:val="22"/>
         </w:rPr>
-        <w:t>VALINY</w:t>
+        <w:t>lamosin-tanana</w:t>
+      </w:r>
+      <w:r>
+        <w:rPr>
+          <w:rFonts w:ascii="Times New Roman" w:hAnsi="Times New Roman"/>
+          <w:b w:val="0"/>
+          <w:i w:val="0"/>
+          <w:color w:val="000000"/>
+          <w:sz w:val="22"/>
+        </w:rPr>
+        <w:t xml:space="preserve"> sy ny </w:t>
+      </w:r>
+      <w:r>
+        <w:rPr>
+          <w:rFonts w:ascii="Times New Roman" w:hAnsi="Times New Roman"/>
+          <w:b/>
+          <w:color w:val="C2185B"/>
+          <w:sz w:val="22"/>
+        </w:rPr>
+        <w:t>eo anelanelan'ny rantsan-tanana</w:t>
+      </w:r>
+      <w:r>
+        <w:rPr>
+          <w:rFonts w:ascii="Times New Roman" w:hAnsi="Times New Roman"/>
+          <w:b w:val="0"/>
+          <w:i w:val="0"/>
+          <w:color w:val="000000"/>
+          <w:sz w:val="22"/>
+        </w:rPr>
+        <w:t>.</w:t>
+      </w:r>
+    </w:p>
+    <w:p>
+      <w:pPr>
+        <w:spacing w:after="120"/>
+        <w:ind w:left="340"/>
+      </w:pPr>
+      <w:r>
+        <w:rPr>
+          <w:rFonts w:ascii="Times New Roman" w:hAnsi="Times New Roman"/>
+          <w:b w:val="0"/>
+          <w:i w:val="0"/>
+          <w:color w:val="000000"/>
+          <w:sz w:val="22"/>
+        </w:rPr>
+        <w:t xml:space="preserve">4) Ny </w:t>
+      </w:r>
+      <w:r>
+        <w:rPr>
+          <w:rFonts w:ascii="Times New Roman" w:hAnsi="Times New Roman"/>
+          <w:b/>
+          <w:color w:val="C2185B"/>
+          <w:sz w:val="22"/>
+        </w:rPr>
+        <w:t>tanana maloto</w:t>
+      </w:r>
+      <w:r>
+        <w:rPr>
+          <w:rFonts w:ascii="Times New Roman" w:hAnsi="Times New Roman"/>
+          <w:b w:val="0"/>
+          <w:i w:val="0"/>
+          <w:color w:val="000000"/>
+          <w:sz w:val="22"/>
+        </w:rPr>
+        <w:t>.</w:t>
+      </w:r>
+    </w:p>
+    <w:p>
+      <w:pPr>
+        <w:spacing w:after="120"/>
+        <w:ind w:left="340"/>
+      </w:pPr>
+      <w:r>
+        <w:rPr>
+          <w:rFonts w:ascii="Times New Roman" w:hAnsi="Times New Roman"/>
+          <w:b w:val="0"/>
+          <w:i w:val="0"/>
+          <w:color w:val="000000"/>
+          <w:sz w:val="22"/>
+        </w:rPr>
+        <w:t xml:space="preserve">5) </w:t>
+      </w:r>
+      <w:r>
+        <w:rPr>
+          <w:rFonts w:ascii="Times New Roman" w:hAnsi="Times New Roman"/>
+          <w:b/>
+          <w:color w:val="C2185B"/>
+          <w:sz w:val="22"/>
+        </w:rPr>
+        <w:t>Dimy (5)</w:t>
+      </w:r>
+      <w:r>
+        <w:rPr>
+          <w:rFonts w:ascii="Times New Roman" w:hAnsi="Times New Roman"/>
+          <w:b w:val="0"/>
+          <w:i w:val="0"/>
+          <w:color w:val="000000"/>
+          <w:sz w:val="22"/>
+        </w:rPr>
+        <w:t>.</w:t>
       </w:r>
     </w:p>
     <w:p>
@@ -2206,7 +1837,7 @@
           <w:color w:val="000000"/>
           <w:sz w:val="22"/>
         </w:rPr>
-        <w:t>Safio valiny mety.</w:t>
+        <w:t>Sokajio ho « Marina » na « Diso » ireto fehezanteny ireto.</w:t>
       </w:r>
     </w:p>
     <w:p>
@@ -2231,7 +1862,36 @@
           <w:color w:val="C2185B"/>
           <w:sz w:val="22"/>
         </w:rPr>
-        <w:t>b) mialoha</w:t>
+        <w:t>Diso</w:t>
+      </w:r>
+      <w:r>
+        <w:rPr>
+          <w:rFonts w:ascii="Times New Roman" w:hAnsi="Times New Roman"/>
+          <w:b w:val="0"/>
+          <w:i w:val="0"/>
+          <w:color w:val="000000"/>
+          <w:sz w:val="22"/>
+        </w:rPr>
+        <w:t xml:space="preserve"> : ilaina ny savony </w:t>
+      </w:r>
+      <w:r>
+        <w:rPr>
+          <w:rFonts w:ascii="Times New Roman" w:hAnsi="Times New Roman"/>
+          <w:b/>
+          <w:color w:val="C2185B"/>
+          <w:sz w:val="22"/>
+        </w:rPr>
+        <w:t>sy ny rano madio</w:t>
+      </w:r>
+      <w:r>
+        <w:rPr>
+          <w:rFonts w:ascii="Times New Roman" w:hAnsi="Times New Roman"/>
+          <w:b w:val="0"/>
+          <w:i w:val="0"/>
+          <w:color w:val="000000"/>
+          <w:sz w:val="22"/>
+        </w:rPr>
+        <w:t>.</w:t>
       </w:r>
     </w:p>
     <w:p>
@@ -2256,7 +1916,17 @@
           <w:color w:val="C2185B"/>
           <w:sz w:val="22"/>
         </w:rPr>
-        <w:t>b) manaraka</w:t>
+        <w:t>Marina</w:t>
+      </w:r>
+      <w:r>
+        <w:rPr>
+          <w:rFonts w:ascii="Times New Roman" w:hAnsi="Times New Roman"/>
+          <w:b w:val="0"/>
+          <w:i w:val="0"/>
+          <w:color w:val="000000"/>
+          <w:sz w:val="22"/>
+        </w:rPr>
+        <w:t>.</w:t>
       </w:r>
     </w:p>
     <w:p>
@@ -2281,7 +1951,17 @@
           <w:color w:val="C2185B"/>
           <w:sz w:val="22"/>
         </w:rPr>
-        <w:t>d) vao</w:t>
+        <w:t>Marina</w:t>
+      </w:r>
+      <w:r>
+        <w:rPr>
+          <w:rFonts w:ascii="Times New Roman" w:hAnsi="Times New Roman"/>
+          <w:b w:val="0"/>
+          <w:i w:val="0"/>
+          <w:color w:val="000000"/>
+          <w:sz w:val="22"/>
+        </w:rPr>
+        <w:t>.</w:t>
       </w:r>
     </w:p>
     <w:p>
@@ -2306,7 +1986,17 @@
           <w:color w:val="C2185B"/>
           <w:sz w:val="22"/>
         </w:rPr>
-        <w:t>b)</w:t>
+        <w:t>Marina</w:t>
+      </w:r>
+      <w:r>
+        <w:rPr>
+          <w:rFonts w:ascii="Times New Roman" w:hAnsi="Times New Roman"/>
+          <w:b w:val="0"/>
+          <w:i w:val="0"/>
+          <w:color w:val="000000"/>
+          <w:sz w:val="22"/>
+        </w:rPr>
+        <w:t>.</w:t>
       </w:r>
     </w:p>
     <w:p>
@@ -2321,7 +2011,7 @@
           <w:color w:val="000000"/>
           <w:sz w:val="22"/>
         </w:rPr>
-        <w:t>Mameno ny toerana banga amin'ny mpanamarika fotoana mety.</w:t>
+        <w:t>Omeo ny dikan'ny teny ireto manaraka ireto araka ny « Ny teny vaovao » ao amin'ny lesona.</w:t>
       </w:r>
     </w:p>
     <w:p>
@@ -2337,7 +2027,7 @@
           <w:color w:val="000000"/>
           <w:sz w:val="22"/>
         </w:rPr>
-        <w:t xml:space="preserve">1) </w:t>
+        <w:t xml:space="preserve">1) ny fampiasana rano sy savony </w:t>
       </w:r>
       <w:r>
         <w:rPr>
@@ -2346,7 +2036,7 @@
           <w:color w:val="C2185B"/>
           <w:sz w:val="22"/>
         </w:rPr>
-        <w:t>Alohan'ny</w:t>
+        <w:t>hanesorana ny maloto</w:t>
       </w:r>
     </w:p>
     <w:p>
@@ -2371,7 +2061,7 @@
           <w:color w:val="C2185B"/>
           <w:sz w:val="22"/>
         </w:rPr>
-        <w:t>vao</w:t>
+        <w:t>zavatra ampiasaina amin'ny fanadiovana</w:t>
       </w:r>
     </w:p>
     <w:p>
@@ -2387,7 +2077,7 @@
           <w:color w:val="000000"/>
           <w:sz w:val="22"/>
         </w:rPr>
-        <w:t xml:space="preserve">3) </w:t>
+        <w:t xml:space="preserve">3) ny </w:t>
       </w:r>
       <w:r>
         <w:rPr>
@@ -2396,7 +2086,7 @@
           <w:color w:val="C2185B"/>
           <w:sz w:val="22"/>
         </w:rPr>
-        <w:t>Taorian'ny</w:t>
+        <w:t>tapany ambadiky ny tanana</w:t>
       </w:r>
     </w:p>
     <w:p>
@@ -2412,7 +2102,7 @@
           <w:color w:val="000000"/>
           <w:sz w:val="22"/>
         </w:rPr>
-        <w:t xml:space="preserve">4) </w:t>
+        <w:t xml:space="preserve">4) ny </w:t>
       </w:r>
       <w:r>
         <w:rPr>
@@ -2421,86 +2111,7 @@
           <w:color w:val="C2185B"/>
           <w:sz w:val="22"/>
         </w:rPr>
-        <w:t>Rehefa</w:t>
-      </w:r>
-    </w:p>
-    <w:p>
-      <w:pPr>
-        <w:spacing w:after="120"/>
-      </w:pPr>
-      <w:r>
-        <w:rPr>
-          <w:rFonts w:ascii="Times New Roman" w:hAnsi="Times New Roman"/>
-          <w:b/>
-          <w:i w:val="0"/>
-          <w:color w:val="000000"/>
-          <w:sz w:val="22"/>
-        </w:rPr>
-        <w:t>Amboary fehezanteny efatra momba ny fitandroana ny fahasalamana.</w:t>
-      </w:r>
-    </w:p>
-    <w:p>
-      <w:pPr>
-        <w:spacing w:after="120"/>
-        <w:ind w:left="340"/>
-      </w:pPr>
-      <w:r>
-        <w:rPr>
-          <w:rFonts w:ascii="Times New Roman" w:hAnsi="Times New Roman"/>
-          <w:b w:val="0"/>
-          <w:i w:val="0"/>
-          <w:color w:val="000000"/>
-          <w:sz w:val="22"/>
-        </w:rPr>
-        <w:t>1) Ohatra : Alohan'ny mihinana dia manasa tanana aho.</w:t>
-      </w:r>
-    </w:p>
-    <w:p>
-      <w:pPr>
-        <w:spacing w:after="120"/>
-        <w:ind w:left="340"/>
-      </w:pPr>
-      <w:r>
-        <w:rPr>
-          <w:rFonts w:ascii="Times New Roman" w:hAnsi="Times New Roman"/>
-          <w:b w:val="0"/>
-          <w:i w:val="0"/>
-          <w:color w:val="000000"/>
-          <w:sz w:val="22"/>
-        </w:rPr>
-        <w:t>2) Ohatra : Taorian'ny kilasy dia mandroa aho.</w:t>
-      </w:r>
-    </w:p>
-    <w:p>
-      <w:pPr>
-        <w:spacing w:after="120"/>
-        <w:ind w:left="340"/>
-      </w:pPr>
-      <w:r>
-        <w:rPr>
-          <w:rFonts w:ascii="Times New Roman" w:hAnsi="Times New Roman"/>
-          <w:b w:val="0"/>
-          <w:i w:val="0"/>
-          <w:color w:val="000000"/>
-          <w:sz w:val="22"/>
-        </w:rPr>
-        <w:t>3) Ohatra : Rehefa mangatsiaka dia misotro rano mafana aho.</w:t>
-      </w:r>
-    </w:p>
-    <w:p>
-      <w:pPr>
-        <w:spacing w:after="120"/>
-        <w:ind w:left="340"/>
-      </w:pPr>
-      <w:r>
-        <w:rPr>
-          <w:rFonts w:ascii="Times New Roman" w:hAnsi="Times New Roman"/>
-          <w:b w:val="0"/>
-          <w:i w:val="0"/>
-          <w:color w:val="000000"/>
-          <w:sz w:val="22"/>
-        </w:rPr>
-        <w:t>4) Ohatra : Manasa nify aho, vao mandry.</w:t>
+        <w:t>singa dimy eo amin'ny tanana</w:t>
       </w:r>
     </w:p>
     <w:p>
@@ -2531,7 +2142,7 @@
           <w:color w:val="000000"/>
           <w:sz w:val="20"/>
         </w:rPr>
-        <w:t>1. Ohabolana — « Ny fahasalamana dia ambony lavitra noho ny fananan-karena », ohabolana.org</w:t>
+        <w:t>1. Wikipedia (mg) — « Rano », section « Fahasalamana », Wikipedia malagasy, vasontolo malalaka</w:t>
       </w:r>
     </w:p>
     <w:p>
@@ -2547,7 +2158,7 @@
           <w:color w:val="1F4E79"/>
           <w:sz w:val="18"/>
         </w:rPr>
-        <w:t>https://ohabolana.org/ohabolana/vakio/o470fdb9660b7d</w:t>
+        <w:t>https://mg.wikipedia.org/wiki/Rano</w:t>
       </w:r>
     </w:p>
     <w:p>
@@ -2563,7 +2174,1255 @@
           <w:color w:val="000000"/>
           <w:sz w:val="20"/>
         </w:rPr>
-        <w:t>« Ny fahasalamana dia ambony lavitra noho ny fananan-karena. » — dikan-teny : la santé est bien au-dessus de la fortune. (Recueil en ligne d'ohabolana, ohabolana.org, serasera.org)</w:t>
+        <w:t>« Ny rano dia sakafo mahavelona sy iankinan'ny aina. Ny 3/4 ny vatan'ny olombelona dia rano avokoa. Ary mila misotro rano isan'andro isika mba hikolokoloana an'io. »</w:t>
+      </w:r>
+    </w:p>
+    <w:p>
+      <w:pPr>
+        <w:spacing w:after="120"/>
+        <w:ind w:left="340"/>
+      </w:pPr>
+      <w:r>
+        <w:rPr>
+          <w:rFonts w:ascii="Times New Roman" w:hAnsi="Times New Roman"/>
+          <w:b/>
+          <w:i w:val="0"/>
+          <w:color w:val="1E7B34"/>
+          <w:sz w:val="18"/>
+        </w:rPr>
+        <w:t>Pejy fenony : ity manontolo ity, tsy misy nesorina na novana na ovaina.</w:t>
+      </w:r>
+    </w:p>
+    <w:p>
+      <w:pPr>
+        <w:spacing w:after="20"/>
+        <w:ind w:left="510"/>
+      </w:pPr>
+      <w:r>
+        <w:rPr>
+          <w:rFonts w:ascii="Times New Roman" w:hAnsi="Times New Roman"/>
+          <w:b w:val="0"/>
+          <w:i w:val="0"/>
+          <w:color w:val="000000"/>
+          <w:sz w:val="16"/>
+        </w:rPr>
+        <w:t>Rano</w:t>
+      </w:r>
+    </w:p>
+    <w:p>
+      <w:pPr>
+        <w:spacing w:after="20"/>
+        <w:ind w:left="510"/>
+      </w:pPr>
+      <w:r>
+        <w:rPr>
+          <w:rFonts w:ascii="Times New Roman" w:hAnsi="Times New Roman"/>
+          <w:b w:val="0"/>
+          <w:i w:val="0"/>
+          <w:color w:val="000000"/>
+          <w:sz w:val="16"/>
+        </w:rPr>
+        <w:t>Wikipedia</w:t>
+      </w:r>
+    </w:p>
+    <w:p>
+      <w:pPr>
+        <w:spacing w:after="20"/>
+        <w:ind w:left="510"/>
+      </w:pPr>
+      <w:r>
+        <w:rPr>
+          <w:rFonts w:ascii="Times New Roman" w:hAnsi="Times New Roman"/>
+          <w:b w:val="0"/>
+          <w:i w:val="0"/>
+          <w:color w:val="000000"/>
+          <w:sz w:val="16"/>
+        </w:rPr>
+        <w:t>Tadiavo</w:t>
+      </w:r>
+    </w:p>
+    <w:p>
+      <w:pPr>
+        <w:spacing w:after="20"/>
+        <w:ind w:left="510"/>
+      </w:pPr>
+      <w:r>
+        <w:rPr>
+          <w:rFonts w:ascii="Times New Roman" w:hAnsi="Times New Roman"/>
+          <w:b w:val="0"/>
+          <w:i w:val="0"/>
+          <w:color w:val="000000"/>
+          <w:sz w:val="16"/>
+        </w:rPr>
+        <w:t>Meniom-pikambana</w:t>
+      </w:r>
+    </w:p>
+    <w:p>
+      <w:pPr>
+        <w:spacing w:after="20"/>
+        <w:ind w:left="510"/>
+      </w:pPr>
+      <w:r>
+        <w:rPr>
+          <w:rFonts w:ascii="Times New Roman" w:hAnsi="Times New Roman"/>
+          <w:b w:val="0"/>
+          <w:i w:val="0"/>
+          <w:color w:val="000000"/>
+          <w:sz w:val="16"/>
+        </w:rPr>
+        <w:t>Rano</w:t>
+      </w:r>
+    </w:p>
+    <w:p>
+      <w:pPr>
+        <w:spacing w:after="20"/>
+        <w:ind w:left="510"/>
+      </w:pPr>
+      <w:r>
+        <w:rPr>
+          <w:rFonts w:ascii="Times New Roman" w:hAnsi="Times New Roman"/>
+          <w:b w:val="0"/>
+          <w:i w:val="0"/>
+          <w:color w:val="000000"/>
+          <w:sz w:val="16"/>
+        </w:rPr>
+        <w:t>Fiteny</w:t>
+      </w:r>
+    </w:p>
+    <w:p>
+      <w:pPr>
+        <w:spacing w:after="20"/>
+        <w:ind w:left="510"/>
+      </w:pPr>
+      <w:r>
+        <w:rPr>
+          <w:rFonts w:ascii="Times New Roman" w:hAnsi="Times New Roman"/>
+          <w:b w:val="0"/>
+          <w:i w:val="0"/>
+          <w:color w:val="000000"/>
+          <w:sz w:val="16"/>
+        </w:rPr>
+        <w:t>Enregistrer</w:t>
+      </w:r>
+    </w:p>
+    <w:p>
+      <w:pPr>
+        <w:spacing w:after="20"/>
+        <w:ind w:left="510"/>
+      </w:pPr>
+      <w:r>
+        <w:rPr>
+          <w:rFonts w:ascii="Times New Roman" w:hAnsi="Times New Roman"/>
+          <w:b w:val="0"/>
+          <w:i w:val="0"/>
+          <w:color w:val="000000"/>
+          <w:sz w:val="16"/>
+        </w:rPr>
+        <w:t>Ovaina</w:t>
+      </w:r>
+    </w:p>
+    <w:p>
+      <w:pPr>
+        <w:spacing w:after="20"/>
+        <w:ind w:left="510"/>
+      </w:pPr>
+      <w:r>
+        <w:rPr>
+          <w:rFonts w:ascii="Times New Roman" w:hAnsi="Times New Roman"/>
+          <w:b w:val="0"/>
+          <w:i w:val="0"/>
+          <w:color w:val="000000"/>
+          <w:sz w:val="16"/>
+        </w:rPr>
+        <w:t>Hisintona ny PDF</w:t>
+      </w:r>
+    </w:p>
+    <w:p>
+      <w:pPr>
+        <w:spacing w:after="20"/>
+        <w:ind w:left="510"/>
+      </w:pPr>
+      <w:r>
+        <w:rPr>
+          <w:rFonts w:ascii="Times New Roman" w:hAnsi="Times New Roman"/>
+          <w:b w:val="0"/>
+          <w:i w:val="0"/>
+          <w:color w:val="000000"/>
+          <w:sz w:val="16"/>
+        </w:rPr>
+        <w:t>Ny rano [1] dia akora iankinan'ny aina eto an-tany. Amin'ny mari-pana sy ny tsindry mahazatra dia miendrika zaka mitsiranoka izy. Fa hita amin'ny endrika mientona sy mivaingana koa izy eo amin'ny tontolo voajanahary.</w:t>
+      </w:r>
+    </w:p>
+    <w:p>
+      <w:pPr>
+        <w:spacing w:after="20"/>
+        <w:ind w:left="510"/>
+      </w:pPr>
+      <w:r>
+        <w:rPr>
+          <w:rFonts w:ascii="Times New Roman" w:hAnsi="Times New Roman"/>
+          <w:b w:val="0"/>
+          <w:i w:val="0"/>
+          <w:color w:val="000000"/>
+          <w:sz w:val="16"/>
+        </w:rPr>
+        <w:t>Aiza no ahitana rano</w:t>
+      </w:r>
+    </w:p>
+    <w:p>
+      <w:pPr>
+        <w:spacing w:after="20"/>
+        <w:ind w:left="510"/>
+      </w:pPr>
+      <w:r>
+        <w:rPr>
+          <w:rFonts w:ascii="Times New Roman" w:hAnsi="Times New Roman"/>
+          <w:b w:val="0"/>
+          <w:i w:val="0"/>
+          <w:color w:val="000000"/>
+          <w:sz w:val="16"/>
+        </w:rPr>
+        <w:t>hanova</w:t>
+      </w:r>
+    </w:p>
+    <w:p>
+      <w:pPr>
+        <w:spacing w:after="20"/>
+        <w:ind w:left="510"/>
+      </w:pPr>
+      <w:r>
+        <w:rPr>
+          <w:rFonts w:ascii="Times New Roman" w:hAnsi="Times New Roman"/>
+          <w:b w:val="0"/>
+          <w:i w:val="0"/>
+          <w:color w:val="000000"/>
+          <w:sz w:val="16"/>
+        </w:rPr>
+        <w:t>Amin'ny endrika mivaingana:</w:t>
+      </w:r>
+    </w:p>
+    <w:p>
+      <w:pPr>
+        <w:spacing w:after="20"/>
+        <w:ind w:left="510"/>
+      </w:pPr>
+      <w:r>
+        <w:rPr>
+          <w:rFonts w:ascii="Times New Roman" w:hAnsi="Times New Roman"/>
+          <w:b w:val="0"/>
+          <w:i w:val="0"/>
+          <w:color w:val="000000"/>
+          <w:sz w:val="16"/>
+        </w:rPr>
+        <w:t>any amin'ny tendron-tany atsimo sy avaratra</w:t>
+      </w:r>
+    </w:p>
+    <w:p>
+      <w:pPr>
+        <w:spacing w:after="20"/>
+        <w:ind w:left="510"/>
+      </w:pPr>
+      <w:r>
+        <w:rPr>
+          <w:rFonts w:ascii="Times New Roman" w:hAnsi="Times New Roman"/>
+          <w:b w:val="0"/>
+          <w:i w:val="0"/>
+          <w:color w:val="000000"/>
+          <w:sz w:val="16"/>
+        </w:rPr>
+        <w:t>any amin'ny faritra temperé rehefa ririnina izay miraraka amin'ny endrika orampanala</w:t>
+      </w:r>
+    </w:p>
+    <w:p>
+      <w:pPr>
+        <w:spacing w:after="20"/>
+        <w:ind w:left="510"/>
+      </w:pPr>
+      <w:r>
+        <w:rPr>
+          <w:rFonts w:ascii="Times New Roman" w:hAnsi="Times New Roman"/>
+          <w:b w:val="0"/>
+          <w:i w:val="0"/>
+          <w:color w:val="000000"/>
+          <w:sz w:val="16"/>
+        </w:rPr>
+        <w:t>eny ambony tendrombohitra avo toy ny Himalaya sy Kilimandjaro</w:t>
+      </w:r>
+    </w:p>
+    <w:p>
+      <w:pPr>
+        <w:spacing w:after="20"/>
+        <w:ind w:left="510"/>
+      </w:pPr>
+      <w:r>
+        <w:rPr>
+          <w:rFonts w:ascii="Times New Roman" w:hAnsi="Times New Roman"/>
+          <w:b w:val="0"/>
+          <w:i w:val="0"/>
+          <w:color w:val="000000"/>
+          <w:sz w:val="16"/>
+        </w:rPr>
+        <w:t>ao anaty vata fampangatsiahana, any amin'ny fivarotan-trondro</w:t>
+      </w:r>
+    </w:p>
+    <w:p>
+      <w:pPr>
+        <w:spacing w:after="20"/>
+        <w:ind w:left="510"/>
+      </w:pPr>
+      <w:r>
+        <w:rPr>
+          <w:rFonts w:ascii="Times New Roman" w:hAnsi="Times New Roman"/>
+          <w:b w:val="0"/>
+          <w:i w:val="0"/>
+          <w:color w:val="000000"/>
+          <w:sz w:val="16"/>
+        </w:rPr>
+        <w:t>amin'ny glasy sy klarinety ary yaourt amin'ny sase</w:t>
+      </w:r>
+    </w:p>
+    <w:p>
+      <w:pPr>
+        <w:spacing w:after="20"/>
+        <w:ind w:left="510"/>
+      </w:pPr>
+      <w:r>
+        <w:rPr>
+          <w:rFonts w:ascii="Times New Roman" w:hAnsi="Times New Roman"/>
+          <w:b w:val="0"/>
+          <w:i w:val="0"/>
+          <w:color w:val="000000"/>
+          <w:sz w:val="16"/>
+        </w:rPr>
+        <w:t>amin'ny endrika mitsiranoka:</w:t>
+      </w:r>
+    </w:p>
+    <w:p>
+      <w:pPr>
+        <w:spacing w:after="20"/>
+        <w:ind w:left="510"/>
+      </w:pPr>
+      <w:r>
+        <w:rPr>
+          <w:rFonts w:ascii="Times New Roman" w:hAnsi="Times New Roman"/>
+          <w:b w:val="0"/>
+          <w:i w:val="0"/>
+          <w:color w:val="000000"/>
+          <w:sz w:val="16"/>
+        </w:rPr>
+        <w:t>any anaty ranomasina</w:t>
+      </w:r>
+    </w:p>
+    <w:p>
+      <w:pPr>
+        <w:spacing w:after="20"/>
+        <w:ind w:left="510"/>
+      </w:pPr>
+      <w:r>
+        <w:rPr>
+          <w:rFonts w:ascii="Times New Roman" w:hAnsi="Times New Roman"/>
+          <w:b w:val="0"/>
+          <w:i w:val="0"/>
+          <w:color w:val="000000"/>
+          <w:sz w:val="16"/>
+        </w:rPr>
+        <w:t>any anaty ranomamy toy ny ony, farihy, tatatra, loharano, tanimbary sns</w:t>
+      </w:r>
+    </w:p>
+    <w:p>
+      <w:pPr>
+        <w:spacing w:after="20"/>
+        <w:ind w:left="510"/>
+      </w:pPr>
+      <w:r>
+        <w:rPr>
+          <w:rFonts w:ascii="Times New Roman" w:hAnsi="Times New Roman"/>
+          <w:b w:val="0"/>
+          <w:i w:val="0"/>
+          <w:color w:val="000000"/>
+          <w:sz w:val="16"/>
+        </w:rPr>
+        <w:t>any anatin'ny zava-manan'aina toy ny biby sy zavamaniry ary mikiraoba</w:t>
+      </w:r>
+    </w:p>
+    <w:p>
+      <w:pPr>
+        <w:spacing w:after="20"/>
+        <w:ind w:left="510"/>
+      </w:pPr>
+      <w:r>
+        <w:rPr>
+          <w:rFonts w:ascii="Times New Roman" w:hAnsi="Times New Roman"/>
+          <w:b w:val="0"/>
+          <w:i w:val="0"/>
+          <w:color w:val="000000"/>
+          <w:sz w:val="16"/>
+        </w:rPr>
+        <w:t>eny amin'ny habakabaka izay milatsaka ho orana</w:t>
+      </w:r>
+    </w:p>
+    <w:p>
+      <w:pPr>
+        <w:spacing w:after="20"/>
+        <w:ind w:left="510"/>
+      </w:pPr>
+      <w:r>
+        <w:rPr>
+          <w:rFonts w:ascii="Times New Roman" w:hAnsi="Times New Roman"/>
+          <w:b w:val="0"/>
+          <w:i w:val="0"/>
+          <w:color w:val="000000"/>
+          <w:sz w:val="16"/>
+        </w:rPr>
+        <w:t>any anaty tavoahangy</w:t>
+      </w:r>
+    </w:p>
+    <w:p>
+      <w:pPr>
+        <w:spacing w:after="20"/>
+        <w:ind w:left="510"/>
+      </w:pPr>
+      <w:r>
+        <w:rPr>
+          <w:rFonts w:ascii="Times New Roman" w:hAnsi="Times New Roman"/>
+          <w:b w:val="0"/>
+          <w:i w:val="0"/>
+          <w:color w:val="000000"/>
+          <w:sz w:val="16"/>
+        </w:rPr>
+        <w:t>amin'ny endrika mientona:</w:t>
+      </w:r>
+    </w:p>
+    <w:p>
+      <w:pPr>
+        <w:spacing w:after="20"/>
+        <w:ind w:left="510"/>
+      </w:pPr>
+      <w:r>
+        <w:rPr>
+          <w:rFonts w:ascii="Times New Roman" w:hAnsi="Times New Roman"/>
+          <w:b w:val="0"/>
+          <w:i w:val="0"/>
+          <w:color w:val="000000"/>
+          <w:sz w:val="16"/>
+        </w:rPr>
+        <w:t>anatin'ny atmosfera</w:t>
+      </w:r>
+    </w:p>
+    <w:p>
+      <w:pPr>
+        <w:spacing w:after="20"/>
+        <w:ind w:left="510"/>
+      </w:pPr>
+      <w:r>
+        <w:rPr>
+          <w:rFonts w:ascii="Times New Roman" w:hAnsi="Times New Roman"/>
+          <w:b w:val="0"/>
+          <w:i w:val="0"/>
+          <w:color w:val="000000"/>
+          <w:sz w:val="16"/>
+        </w:rPr>
+        <w:t>anatin'ny fofonaina</w:t>
+      </w:r>
+    </w:p>
+    <w:p>
+      <w:pPr>
+        <w:spacing w:after="20"/>
+        <w:ind w:left="510"/>
+      </w:pPr>
+      <w:r>
+        <w:rPr>
+          <w:rFonts w:ascii="Times New Roman" w:hAnsi="Times New Roman"/>
+          <w:b w:val="0"/>
+          <w:i w:val="0"/>
+          <w:color w:val="000000"/>
+          <w:sz w:val="16"/>
+        </w:rPr>
+        <w:t>eo am-bava-vilany</w:t>
+      </w:r>
+    </w:p>
+    <w:p>
+      <w:pPr>
+        <w:spacing w:after="20"/>
+        <w:ind w:left="510"/>
+      </w:pPr>
+      <w:r>
+        <w:rPr>
+          <w:rFonts w:ascii="Times New Roman" w:hAnsi="Times New Roman"/>
+          <w:b w:val="0"/>
+          <w:i w:val="0"/>
+          <w:color w:val="000000"/>
+          <w:sz w:val="16"/>
+        </w:rPr>
+        <w:t>Fizika</w:t>
+      </w:r>
+    </w:p>
+    <w:p>
+      <w:pPr>
+        <w:spacing w:after="20"/>
+        <w:ind w:left="510"/>
+      </w:pPr>
+      <w:r>
+        <w:rPr>
+          <w:rFonts w:ascii="Times New Roman" w:hAnsi="Times New Roman"/>
+          <w:b w:val="0"/>
+          <w:i w:val="0"/>
+          <w:color w:val="000000"/>
+          <w:sz w:val="16"/>
+        </w:rPr>
+        <w:t>hanova</w:t>
+      </w:r>
+    </w:p>
+    <w:p>
+      <w:pPr>
+        <w:spacing w:after="20"/>
+        <w:ind w:left="510"/>
+      </w:pPr>
+      <w:r>
+        <w:rPr>
+          <w:rFonts w:ascii="Times New Roman" w:hAnsi="Times New Roman"/>
+          <w:b w:val="0"/>
+          <w:i w:val="0"/>
+          <w:color w:val="000000"/>
+          <w:sz w:val="16"/>
+        </w:rPr>
+        <w:t>Amin'ny tsindrin'ny atimosifera dia:</w:t>
+      </w:r>
+    </w:p>
+    <w:p>
+      <w:pPr>
+        <w:spacing w:after="20"/>
+        <w:ind w:left="510"/>
+      </w:pPr>
+      <w:r>
+        <w:rPr>
+          <w:rFonts w:ascii="Times New Roman" w:hAnsi="Times New Roman"/>
+          <w:b w:val="0"/>
+          <w:i w:val="0"/>
+          <w:color w:val="000000"/>
+          <w:sz w:val="16"/>
+        </w:rPr>
+        <w:t>mari-pana fiempoana: 0°C</w:t>
+      </w:r>
+    </w:p>
+    <w:p>
+      <w:pPr>
+        <w:spacing w:after="20"/>
+        <w:ind w:left="510"/>
+      </w:pPr>
+      <w:r>
+        <w:rPr>
+          <w:rFonts w:ascii="Times New Roman" w:hAnsi="Times New Roman"/>
+          <w:b w:val="0"/>
+          <w:i w:val="0"/>
+          <w:color w:val="000000"/>
+          <w:sz w:val="16"/>
+        </w:rPr>
+        <w:t>mari-pana fientonana: 100°C</w:t>
+      </w:r>
+    </w:p>
+    <w:p>
+      <w:pPr>
+        <w:spacing w:after="20"/>
+        <w:ind w:left="510"/>
+      </w:pPr>
+      <w:r>
+        <w:rPr>
+          <w:rFonts w:ascii="Times New Roman" w:hAnsi="Times New Roman"/>
+          <w:b w:val="0"/>
+          <w:i w:val="0"/>
+          <w:color w:val="000000"/>
+          <w:sz w:val="16"/>
+        </w:rPr>
+        <w:t>mari-pana maha ambony indrindra ny hakitroka: 4°C</w:t>
+      </w:r>
+    </w:p>
+    <w:p>
+      <w:pPr>
+        <w:spacing w:after="20"/>
+        <w:ind w:left="510"/>
+      </w:pPr>
+      <w:r>
+        <w:rPr>
+          <w:rFonts w:ascii="Times New Roman" w:hAnsi="Times New Roman"/>
+          <w:b w:val="0"/>
+          <w:i w:val="0"/>
+          <w:color w:val="000000"/>
+          <w:sz w:val="16"/>
+        </w:rPr>
+        <w:t>lanja isam-bentin-kadiry: 1000 kg/m3</w:t>
+      </w:r>
+    </w:p>
+    <w:p>
+      <w:pPr>
+        <w:spacing w:after="20"/>
+        <w:ind w:left="510"/>
+      </w:pPr>
+      <w:r>
+        <w:rPr>
+          <w:rFonts w:ascii="Times New Roman" w:hAnsi="Times New Roman"/>
+          <w:b w:val="0"/>
+          <w:i w:val="0"/>
+          <w:color w:val="000000"/>
+          <w:sz w:val="16"/>
+        </w:rPr>
+        <w:t>hafanana spesifika: 4,18 J/gK</w:t>
+      </w:r>
+    </w:p>
+    <w:p>
+      <w:pPr>
+        <w:spacing w:after="20"/>
+        <w:ind w:left="510"/>
+      </w:pPr>
+      <w:r>
+        <w:rPr>
+          <w:rFonts w:ascii="Times New Roman" w:hAnsi="Times New Roman"/>
+          <w:b w:val="0"/>
+          <w:i w:val="0"/>
+          <w:color w:val="000000"/>
+          <w:sz w:val="16"/>
+        </w:rPr>
+        <w:t>mangarahara tsy miloko</w:t>
+      </w:r>
+    </w:p>
+    <w:p>
+      <w:pPr>
+        <w:spacing w:after="20"/>
+        <w:ind w:left="510"/>
+      </w:pPr>
+      <w:r>
+        <w:rPr>
+          <w:rFonts w:ascii="Times New Roman" w:hAnsi="Times New Roman"/>
+          <w:b w:val="0"/>
+          <w:i w:val="0"/>
+          <w:color w:val="000000"/>
+          <w:sz w:val="16"/>
+        </w:rPr>
+        <w:t>Misy fotoana ihany koa mety miloko manga indrindra ny ranomasina [2]</w:t>
+      </w:r>
+    </w:p>
+    <w:p>
+      <w:pPr>
+        <w:spacing w:after="20"/>
+        <w:ind w:left="510"/>
+      </w:pPr>
+      <w:r>
+        <w:rPr>
+          <w:rFonts w:ascii="Times New Roman" w:hAnsi="Times New Roman"/>
+          <w:b w:val="0"/>
+          <w:i w:val="0"/>
+          <w:color w:val="000000"/>
+          <w:sz w:val="16"/>
+        </w:rPr>
+        <w:t>Simia</w:t>
+      </w:r>
+    </w:p>
+    <w:p>
+      <w:pPr>
+        <w:spacing w:after="20"/>
+        <w:ind w:left="510"/>
+      </w:pPr>
+      <w:r>
+        <w:rPr>
+          <w:rFonts w:ascii="Times New Roman" w:hAnsi="Times New Roman"/>
+          <w:b w:val="0"/>
+          <w:i w:val="0"/>
+          <w:color w:val="000000"/>
+          <w:sz w:val="16"/>
+        </w:rPr>
+        <w:t>hanova</w:t>
+      </w:r>
+    </w:p>
+    <w:p>
+      <w:pPr>
+        <w:spacing w:after="20"/>
+        <w:ind w:left="510"/>
+      </w:pPr>
+      <w:r>
+        <w:rPr>
+          <w:rFonts w:ascii="Times New Roman" w:hAnsi="Times New Roman"/>
+          <w:b w:val="0"/>
+          <w:i w:val="0"/>
+          <w:color w:val="000000"/>
+          <w:sz w:val="16"/>
+        </w:rPr>
+        <w:t>H2O1 no raikipohy simikan'ny rano. Izany hoe misy atome Oksizena anankiray mitambatra amin'ny atome Hidrozena anankiroa. 18g ny lanjany isa-môly.</w:t>
+      </w:r>
+    </w:p>
+    <w:p>
+      <w:pPr>
+        <w:spacing w:after="20"/>
+        <w:ind w:left="510"/>
+      </w:pPr>
+      <w:r>
+        <w:rPr>
+          <w:rFonts w:ascii="Times New Roman" w:hAnsi="Times New Roman"/>
+          <w:b w:val="0"/>
+          <w:i w:val="0"/>
+          <w:color w:val="000000"/>
+          <w:sz w:val="16"/>
+        </w:rPr>
+        <w:t>Noho ny oksizena izay elektronegativa dia sintoniny manatona azy ny tambatra elektrona anankiroa izay eo amin'ny firaisany amin'ireo Hidrozena avy. Vokatr'izay dia lasa misy ampahana charge mitranga eo amin'ireo atoma tsirairay, miabo eo amin'ny H ary miiba eo amin'ny O. Noho ireo charges ireo dia lazaina fa polaire ny molekioln'ny rano. Mibaiko ny toetrany amin'ny ankapobeny io maha polaire azy io. Ohatra hoe:</w:t>
+      </w:r>
+    </w:p>
+    <w:p>
+      <w:pPr>
+        <w:spacing w:after="20"/>
+        <w:ind w:left="510"/>
+      </w:pPr>
+      <w:r>
+        <w:rPr>
+          <w:rFonts w:ascii="Times New Roman" w:hAnsi="Times New Roman"/>
+          <w:b w:val="0"/>
+          <w:i w:val="0"/>
+          <w:color w:val="000000"/>
+          <w:sz w:val="16"/>
+        </w:rPr>
+        <w:t>lasa misy firaisana malefaka amin'ny tendro miiba sy miabo amin'ny molekiolana rano mifanakaiky: firaisana Hidrozena no iantsoana azy; hany ka lasa manao tambajotram-piraisana malefaka ny molekiola maro rehefa tafaraka. Dia izany no mahatonga ny rano ho lasa mitsiranoka amin'ny mari-pana sy tsindry mahazatra raha toa ka mientona daholo ny akora mitovitovy lanja isa-môly aminy.</w:t>
+      </w:r>
+    </w:p>
+    <w:p>
+      <w:pPr>
+        <w:spacing w:after="20"/>
+        <w:ind w:left="510"/>
+      </w:pPr>
+      <w:r>
+        <w:rPr>
+          <w:rFonts w:ascii="Times New Roman" w:hAnsi="Times New Roman"/>
+          <w:b w:val="0"/>
+          <w:i w:val="0"/>
+          <w:color w:val="000000"/>
+          <w:sz w:val="16"/>
+        </w:rPr>
+        <w:t>afaka mifandray amin'ny molekiola polaire hafa ny rano amin'ny alalan'io firaisana malefaka io ihany. Toy izany no ahafahany mandevona an'ireo karazana asidra, alkalia ary sira isan-karazany; mbola toy izany koa no ahafahany mandevona siramamy; ary mbola toy izany koa no ahafahany mandena karazan'akora isan-karazany toy ny lamba, ny taratasy, ny hazo, sns. Antsoina koa hoe hidrofilika ireo akora polaires ireo.</w:t>
+      </w:r>
+    </w:p>
+    <w:p>
+      <w:pPr>
+        <w:spacing w:after="20"/>
+        <w:ind w:left="510"/>
+      </w:pPr>
+      <w:r>
+        <w:rPr>
+          <w:rFonts w:ascii="Times New Roman" w:hAnsi="Times New Roman"/>
+          <w:b w:val="0"/>
+          <w:i w:val="0"/>
+          <w:color w:val="000000"/>
+          <w:sz w:val="16"/>
+        </w:rPr>
+        <w:t>noho ireo firaisana malefaka amin'izy samy izy amin'ireo molekiola polaires dia tsy afaka tafangaro aminy ireo molekiola izay tsy mba misy faritra polaire. Voailika ireo noho izany ka tsy mahita toerana ho azy eo anivon'ny rehetra. Noho izany dia tafaraka tsy fidiny ny samy tsy polaire, dia manao firaisana malefaka kokoa, karazana firaisan'i Van Der Waals. Izany no mahatonga ny rano sy ny menaka tsy ho afaka mifangaro, izany koa no mahatonga ny rano tsy hahalena plastika, na lamosina ganagana. Antsoina koa hoe hidrofobika ireo akora tsy polaires ireo.</w:t>
+      </w:r>
+    </w:p>
+    <w:p>
+      <w:pPr>
+        <w:spacing w:after="20"/>
+        <w:ind w:left="510"/>
+      </w:pPr>
+      <w:r>
+        <w:rPr>
+          <w:rFonts w:ascii="Times New Roman" w:hAnsi="Times New Roman"/>
+          <w:b w:val="0"/>
+          <w:i w:val="0"/>
+          <w:color w:val="000000"/>
+          <w:sz w:val="16"/>
+        </w:rPr>
+        <w:t>Fiarahamonina</w:t>
+      </w:r>
+    </w:p>
+    <w:p>
+      <w:pPr>
+        <w:spacing w:after="20"/>
+        <w:ind w:left="510"/>
+      </w:pPr>
+      <w:r>
+        <w:rPr>
+          <w:rFonts w:ascii="Times New Roman" w:hAnsi="Times New Roman"/>
+          <w:b w:val="0"/>
+          <w:i w:val="0"/>
+          <w:color w:val="000000"/>
+          <w:sz w:val="16"/>
+        </w:rPr>
+        <w:t>hanova</w:t>
+      </w:r>
+    </w:p>
+    <w:p>
+      <w:pPr>
+        <w:spacing w:after="20"/>
+        <w:ind w:left="510"/>
+      </w:pPr>
+      <w:r>
+        <w:rPr>
+          <w:rFonts w:ascii="Times New Roman" w:hAnsi="Times New Roman"/>
+          <w:b w:val="0"/>
+          <w:i w:val="0"/>
+          <w:color w:val="000000"/>
+          <w:sz w:val="16"/>
+        </w:rPr>
+        <w:t>Manan-danja be amin'ny aina ny rano hany ka manan-danja amin'ny fiarahamonina koa. Entin'ny Malagasy hilazana ny fihavanana izay indraindrainy ny fampiarahana ny rano sy ny vary. Mbola itarafana ny fihavanana malagasy koa ny fomba fizaran-drano eny an-tanimbary, ka na miady aza ny tompon'ny tanimbary mifanao ambony sy ambany dia mahay mifanaraka foana amin'ny fizaran-drano.</w:t>
+      </w:r>
+    </w:p>
+    <w:p>
+      <w:pPr>
+        <w:spacing w:after="20"/>
+        <w:ind w:left="510"/>
+      </w:pPr>
+      <w:r>
+        <w:rPr>
+          <w:rFonts w:ascii="Times New Roman" w:hAnsi="Times New Roman"/>
+          <w:b w:val="0"/>
+          <w:i w:val="0"/>
+          <w:color w:val="000000"/>
+          <w:sz w:val="16"/>
+        </w:rPr>
+        <w:t>Any amin'ny tany efitra dia mamaritra ny politika ankapobeny mihitsy ny rano. Iadiana ny toerana avo ka andalovan'ny rano mialoha ny toerana hafa. Izay manana fahefana amin'ny rano no manana fahefana amin'ny rehetra.</w:t>
+      </w:r>
+    </w:p>
+    <w:p>
+      <w:pPr>
+        <w:spacing w:after="20"/>
+        <w:ind w:left="510"/>
+      </w:pPr>
+      <w:r>
+        <w:rPr>
+          <w:rFonts w:ascii="Times New Roman" w:hAnsi="Times New Roman"/>
+          <w:b w:val="0"/>
+          <w:i w:val="0"/>
+          <w:color w:val="000000"/>
+          <w:sz w:val="16"/>
+        </w:rPr>
+        <w:t>Misy mihitsy aza ireo kolontsaina sasany izay ahitana olona manao ny rano ho andriamanitra satria loharanon'ny aina.</w:t>
+      </w:r>
+    </w:p>
+    <w:p>
+      <w:pPr>
+        <w:spacing w:after="20"/>
+        <w:ind w:left="510"/>
+      </w:pPr>
+      <w:r>
+        <w:rPr>
+          <w:rFonts w:ascii="Times New Roman" w:hAnsi="Times New Roman"/>
+          <w:b w:val="0"/>
+          <w:i w:val="0"/>
+          <w:color w:val="000000"/>
+          <w:sz w:val="16"/>
+        </w:rPr>
+        <w:t>Fahasalamana</w:t>
+      </w:r>
+    </w:p>
+    <w:p>
+      <w:pPr>
+        <w:spacing w:after="20"/>
+        <w:ind w:left="510"/>
+      </w:pPr>
+      <w:r>
+        <w:rPr>
+          <w:rFonts w:ascii="Times New Roman" w:hAnsi="Times New Roman"/>
+          <w:b w:val="0"/>
+          <w:i w:val="0"/>
+          <w:color w:val="000000"/>
+          <w:sz w:val="16"/>
+        </w:rPr>
+        <w:t>hanova</w:t>
+      </w:r>
+    </w:p>
+    <w:p>
+      <w:pPr>
+        <w:spacing w:after="20"/>
+        <w:ind w:left="510"/>
+      </w:pPr>
+      <w:r>
+        <w:rPr>
+          <w:rFonts w:ascii="Times New Roman" w:hAnsi="Times New Roman"/>
+          <w:b w:val="0"/>
+          <w:i w:val="0"/>
+          <w:color w:val="000000"/>
+          <w:sz w:val="16"/>
+        </w:rPr>
+        <w:t>Ny rano dia sakafo mahavelona sy iankinan'ny aina. Ny 3/4 ny vatan'ny olombelona dia rano avokoa. Ary mila misotro rano isan'andro isika mba hikolokoloana an'io. Ankoatra ny maha rano azy dia mbola mety mitondra karazana sira mineraly izay ilain'ny vatana koa izy izay levona ao anatiny.</w:t>
+      </w:r>
+    </w:p>
+    <w:p>
+      <w:pPr>
+        <w:spacing w:after="20"/>
+        <w:ind w:left="510"/>
+      </w:pPr>
+      <w:r>
+        <w:rPr>
+          <w:rFonts w:ascii="Times New Roman" w:hAnsi="Times New Roman"/>
+          <w:b w:val="0"/>
+          <w:i w:val="0"/>
+          <w:color w:val="000000"/>
+          <w:sz w:val="16"/>
+        </w:rPr>
+        <w:t>Kanefa mila fitandremana betsaka ny rano sotroina satria mety mitondra mikiraoba isan-karazany ahiana hahatonga aretina. Anisan'ny aretina mety ho azo amin'ny fisotroana rano maloto ny kolera, ny bilarziozy, ny tefoedra sns. Tsara raha ampangotrahina ny rano vao sotroina, na farafaharatsiny ampiana fanafody tahaka ny Sur'Eau.</w:t>
+      </w:r>
+    </w:p>
+    <w:p>
+      <w:pPr>
+        <w:spacing w:after="20"/>
+        <w:ind w:left="510"/>
+      </w:pPr>
+      <w:r>
+        <w:rPr>
+          <w:rFonts w:ascii="Times New Roman" w:hAnsi="Times New Roman"/>
+          <w:b w:val="0"/>
+          <w:i w:val="0"/>
+          <w:color w:val="000000"/>
+          <w:sz w:val="16"/>
+        </w:rPr>
+        <w:t>Ny tsingerin'ny rano</w:t>
+      </w:r>
+    </w:p>
+    <w:p>
+      <w:pPr>
+        <w:spacing w:after="20"/>
+        <w:ind w:left="510"/>
+      </w:pPr>
+      <w:r>
+        <w:rPr>
+          <w:rFonts w:ascii="Times New Roman" w:hAnsi="Times New Roman"/>
+          <w:b w:val="0"/>
+          <w:i w:val="0"/>
+          <w:color w:val="000000"/>
+          <w:sz w:val="16"/>
+        </w:rPr>
+        <w:t>Jereo koa</w:t>
+      </w:r>
+    </w:p>
+    <w:p>
+      <w:pPr>
+        <w:spacing w:after="20"/>
+        <w:ind w:left="510"/>
+      </w:pPr>
+      <w:r>
+        <w:rPr>
+          <w:rFonts w:ascii="Times New Roman" w:hAnsi="Times New Roman"/>
+          <w:b w:val="0"/>
+          <w:i w:val="0"/>
+          <w:color w:val="000000"/>
+          <w:sz w:val="16"/>
+        </w:rPr>
+        <w:t>hanova</w:t>
+      </w:r>
+    </w:p>
+    <w:p>
+      <w:pPr>
+        <w:spacing w:after="20"/>
+        <w:ind w:left="510"/>
+      </w:pPr>
+      <w:r>
+        <w:rPr>
+          <w:rFonts w:ascii="Times New Roman" w:hAnsi="Times New Roman"/>
+          <w:b w:val="0"/>
+          <w:i w:val="0"/>
+          <w:color w:val="000000"/>
+          <w:sz w:val="16"/>
+        </w:rPr>
+        <w:t>Rano</w:t>
+      </w:r>
+    </w:p>
+    <w:p>
+      <w:pPr>
+        <w:spacing w:after="20"/>
+        <w:ind w:left="510"/>
+      </w:pPr>
+      <w:r>
+        <w:rPr>
+          <w:rFonts w:ascii="Times New Roman" w:hAnsi="Times New Roman"/>
+          <w:b w:val="0"/>
+          <w:i w:val="0"/>
+          <w:color w:val="000000"/>
+          <w:sz w:val="16"/>
+        </w:rPr>
+        <w:t>Rivotra</w:t>
+      </w:r>
+    </w:p>
+    <w:p>
+      <w:pPr>
+        <w:spacing w:after="20"/>
+        <w:ind w:left="510"/>
+      </w:pPr>
+      <w:r>
+        <w:rPr>
+          <w:rFonts w:ascii="Times New Roman" w:hAnsi="Times New Roman"/>
+          <w:b w:val="0"/>
+          <w:i w:val="0"/>
+          <w:color w:val="000000"/>
+          <w:sz w:val="16"/>
+        </w:rPr>
+        <w:t>Zavona</w:t>
+      </w:r>
+    </w:p>
+    <w:p>
+      <w:pPr>
+        <w:spacing w:after="20"/>
+        <w:ind w:left="510"/>
+      </w:pPr>
+      <w:r>
+        <w:rPr>
+          <w:rFonts w:ascii="Times New Roman" w:hAnsi="Times New Roman"/>
+          <w:b w:val="0"/>
+          <w:i w:val="0"/>
+          <w:color w:val="000000"/>
+          <w:sz w:val="16"/>
+        </w:rPr>
+        <w:t>Erika</w:t>
+      </w:r>
+    </w:p>
+    <w:p>
+      <w:pPr>
+        <w:spacing w:after="20"/>
+        <w:ind w:left="510"/>
+      </w:pPr>
+      <w:r>
+        <w:rPr>
+          <w:rFonts w:ascii="Times New Roman" w:hAnsi="Times New Roman"/>
+          <w:b w:val="0"/>
+          <w:i w:val="0"/>
+          <w:color w:val="000000"/>
+          <w:sz w:val="16"/>
+        </w:rPr>
+        <w:t>Ranomandry</w:t>
+      </w:r>
+    </w:p>
+    <w:p>
+      <w:pPr>
+        <w:spacing w:after="20"/>
+        <w:ind w:left="510"/>
+      </w:pPr>
+      <w:r>
+        <w:rPr>
+          <w:rFonts w:ascii="Times New Roman" w:hAnsi="Times New Roman"/>
+          <w:b w:val="0"/>
+          <w:i w:val="0"/>
+          <w:color w:val="000000"/>
+          <w:sz w:val="16"/>
+        </w:rPr>
+        <w:t>Havandra</w:t>
+      </w:r>
+    </w:p>
+    <w:p>
+      <w:pPr>
+        <w:spacing w:after="20"/>
+        <w:ind w:left="510"/>
+      </w:pPr>
+      <w:r>
+        <w:rPr>
+          <w:rFonts w:ascii="Times New Roman" w:hAnsi="Times New Roman"/>
+          <w:b w:val="0"/>
+          <w:i w:val="0"/>
+          <w:color w:val="000000"/>
+          <w:sz w:val="16"/>
+        </w:rPr>
+        <w:t>Oram-baratra</w:t>
+      </w:r>
+    </w:p>
+    <w:p>
+      <w:pPr>
+        <w:spacing w:after="20"/>
+        <w:ind w:left="510"/>
+      </w:pPr>
+      <w:r>
+        <w:rPr>
+          <w:rFonts w:ascii="Times New Roman" w:hAnsi="Times New Roman"/>
+          <w:b w:val="0"/>
+          <w:i w:val="0"/>
+          <w:color w:val="000000"/>
+          <w:sz w:val="16"/>
+        </w:rPr>
+        <w:t>Oram-panala</w:t>
+      </w:r>
+    </w:p>
+    <w:p>
+      <w:pPr>
+        <w:spacing w:after="20"/>
+        <w:ind w:left="510"/>
+      </w:pPr>
+      <w:r>
+        <w:rPr>
+          <w:rFonts w:ascii="Times New Roman" w:hAnsi="Times New Roman"/>
+          <w:b w:val="0"/>
+          <w:i w:val="0"/>
+          <w:color w:val="000000"/>
+          <w:sz w:val="16"/>
+        </w:rPr>
+        <w:t>Ando</w:t>
+      </w:r>
+    </w:p>
+    <w:p>
+      <w:pPr>
+        <w:spacing w:after="20"/>
+        <w:ind w:left="510"/>
+      </w:pPr>
+      <w:r>
+        <w:rPr>
+          <w:rFonts w:ascii="Times New Roman" w:hAnsi="Times New Roman"/>
+          <w:b w:val="0"/>
+          <w:i w:val="0"/>
+          <w:color w:val="000000"/>
+          <w:sz w:val="16"/>
+        </w:rPr>
+        <w:t>Singa efatra</w:t>
+      </w:r>
+    </w:p>
+    <w:p>
+      <w:pPr>
+        <w:spacing w:after="20"/>
+        <w:ind w:left="510"/>
+      </w:pPr>
+      <w:r>
+        <w:rPr>
+          <w:rFonts w:ascii="Times New Roman" w:hAnsi="Times New Roman"/>
+          <w:b w:val="0"/>
+          <w:i w:val="0"/>
+          <w:color w:val="000000"/>
+          <w:sz w:val="16"/>
+        </w:rPr>
+        <w:t>Referansa</w:t>
+      </w:r>
+    </w:p>
+    <w:p>
+      <w:pPr>
+        <w:spacing w:after="20"/>
+        <w:ind w:left="510"/>
+      </w:pPr>
+      <w:r>
+        <w:rPr>
+          <w:rFonts w:ascii="Times New Roman" w:hAnsi="Times New Roman"/>
+          <w:b w:val="0"/>
+          <w:i w:val="0"/>
+          <w:color w:val="000000"/>
+          <w:sz w:val="16"/>
+        </w:rPr>
+        <w:t>hanova</w:t>
+      </w:r>
+    </w:p>
+    <w:p>
+      <w:pPr>
+        <w:spacing w:after="20"/>
+        <w:ind w:left="510"/>
+      </w:pPr>
+      <w:r>
+        <w:rPr>
+          <w:rFonts w:ascii="Times New Roman" w:hAnsi="Times New Roman"/>
+          <w:b w:val="0"/>
+          <w:i w:val="0"/>
+          <w:color w:val="000000"/>
+          <w:sz w:val="16"/>
+        </w:rPr>
+        <w:t>1. https://mg.globalvoices.org/2022-12-26/161610/</w:t>
+      </w:r>
+    </w:p>
+    <w:p>
+      <w:pPr>
+        <w:spacing w:after="20"/>
+        <w:ind w:left="510"/>
+      </w:pPr>
+      <w:r>
+        <w:rPr>
+          <w:rFonts w:ascii="Times New Roman" w:hAnsi="Times New Roman"/>
+          <w:b w:val="0"/>
+          <w:i w:val="0"/>
+          <w:color w:val="000000"/>
+          <w:sz w:val="16"/>
+        </w:rPr>
+        <w:t>2. https://www.podcastscience.fm/dossiers/2011-03-04/pourquoi-la-couleur-de-locean-est-elle-bleue/</w:t>
+      </w:r>
+    </w:p>
+    <w:p>
+      <w:pPr>
+        <w:spacing w:after="20"/>
+        <w:ind w:left="510"/>
+      </w:pPr>
+      <w:r>
+        <w:rPr>
+          <w:rFonts w:ascii="Times New Roman" w:hAnsi="Times New Roman"/>
+          <w:b w:val="0"/>
+          <w:i w:val="0"/>
+          <w:color w:val="000000"/>
+          <w:sz w:val="16"/>
+        </w:rPr>
+        <w:t>Wikipedia</w:t>
+      </w:r>
+    </w:p>
+    <w:p>
+      <w:pPr>
+        <w:spacing w:after="20"/>
+        <w:ind w:left="510"/>
+      </w:pPr>
+      <w:r>
+        <w:rPr>
+          <w:rFonts w:ascii="Times New Roman" w:hAnsi="Times New Roman"/>
+          <w:b w:val="0"/>
+          <w:i w:val="0"/>
+          <w:color w:val="000000"/>
+          <w:sz w:val="16"/>
+        </w:rPr>
+        <w:t>Wikimedia Foundation</w:t>
+      </w:r>
+    </w:p>
+    <w:p>
+      <w:pPr>
+        <w:spacing w:after="20"/>
+        <w:ind w:left="510"/>
+      </w:pPr>
+      <w:r>
+        <w:rPr>
+          <w:rFonts w:ascii="Times New Roman" w:hAnsi="Times New Roman"/>
+          <w:b w:val="0"/>
+          <w:i w:val="0"/>
+          <w:color w:val="000000"/>
+          <w:sz w:val="16"/>
+        </w:rPr>
+        <w:t>Powered by MediaWiki</w:t>
+      </w:r>
+    </w:p>
+    <w:p>
+      <w:pPr>
+        <w:spacing w:after="20"/>
+        <w:ind w:left="510"/>
+      </w:pPr>
+      <w:r>
+        <w:rPr>
+          <w:rFonts w:ascii="Times New Roman" w:hAnsi="Times New Roman"/>
+          <w:b w:val="0"/>
+          <w:i w:val="0"/>
+          <w:color w:val="000000"/>
+          <w:sz w:val="16"/>
+        </w:rPr>
+        <w:t>Nadika tamin'ny Parsoid ny pejy.</w:t>
+      </w:r>
+    </w:p>
+    <w:p>
+      <w:pPr>
+        <w:spacing w:after="20"/>
+        <w:ind w:left="510"/>
+      </w:pPr>
+      <w:r>
+        <w:rPr>
+          <w:rFonts w:ascii="Times New Roman" w:hAnsi="Times New Roman"/>
+          <w:b w:val="0"/>
+          <w:i w:val="0"/>
+          <w:color w:val="000000"/>
+          <w:sz w:val="16"/>
+        </w:rPr>
+        <w:t>Mitondra ny lisansa CC BY-SA 4.0 ny votoatiny raha tsy misy zava-kafa ambara.</w:t>
+      </w:r>
+    </w:p>
+    <w:p>
+      <w:pPr>
+        <w:spacing w:after="20"/>
+        <w:ind w:left="510"/>
+      </w:pPr>
+      <w:r>
+        <w:rPr>
+          <w:rFonts w:ascii="Times New Roman" w:hAnsi="Times New Roman"/>
+          <w:b w:val="0"/>
+          <w:i w:val="0"/>
+          <w:color w:val="000000"/>
+          <w:sz w:val="16"/>
+        </w:rPr>
+        <w:t>Fitsipika momba ny zavatra tsy sarababem-bahoaka Contacts juridiques &amp; sécurité Fitsipi-pitondran-tena Mpanitatra Statistika Filazana momba ny kokizy Fepe-pampiasana Birao</w:t>
       </w:r>
     </w:p>
     <w:p>
@@ -2579,7 +3438,135 @@
           <w:color w:val="000000"/>
           <w:sz w:val="20"/>
         </w:rPr>
-        <w:t>2. JICA / PAGEM — « Vakiteny Modely (Famakiana tantara) », manuels de langue malgache, rapport d'appui à l'éducation</w:t>
+        <w:t>2. Wikipédia (fr) — « Hygiène des mains », encyclopédie en ligne, licence CC BY-SA 4.0</w:t>
+      </w:r>
+    </w:p>
+    <w:p>
+      <w:pPr>
+        <w:spacing w:after="120"/>
+        <w:ind w:left="340"/>
+      </w:pPr>
+      <w:r>
+        <w:rPr>
+          <w:rFonts w:ascii="Times New Roman" w:hAnsi="Times New Roman"/>
+          <w:b w:val="0"/>
+          <w:i w:val="0"/>
+          <w:color w:val="1F4E79"/>
+          <w:sz w:val="18"/>
+        </w:rPr>
+        <w:t>https://fr.wikipedia.org/wiki/Hygi%C3%A8ne_des_mains</w:t>
+      </w:r>
+    </w:p>
+    <w:p>
+      <w:pPr>
+        <w:spacing w:after="60"/>
+        <w:ind w:left="510"/>
+      </w:pPr>
+      <w:r>
+        <w:rPr>
+          <w:rFonts w:ascii="Times New Roman" w:hAnsi="Times New Roman"/>
+          <w:b w:val="0"/>
+          <w:i/>
+          <w:color w:val="000000"/>
+          <w:sz w:val="20"/>
+        </w:rPr>
+        <w:t>« La pratique de l'hygiène des mains consiste en l'application d'une série de mesures destinées à assurer la propreté des mains dans un objectif essentiellement sanitaire. Le but du lavage des mains, dans la vie quotidienne, est la détersion, laquelle consiste à enlever les saletés, notamment les graisses et la matière organique, d'éventuels produits toxiques, et certains microbes. »</w:t>
+      </w:r>
+    </w:p>
+    <w:p>
+      <w:pPr>
+        <w:spacing w:after="60"/>
+        <w:ind w:left="510"/>
+      </w:pPr>
+      <w:r>
+        <w:rPr>
+          <w:rFonts w:ascii="Times New Roman" w:hAnsi="Times New Roman"/>
+          <w:b w:val="0"/>
+          <w:i/>
+          <w:color w:val="000000"/>
+          <w:sz w:val="20"/>
+        </w:rPr>
+        <w:t>« Dans la vie quotidienne, la pratique de l'hygiène des mains participe à prévenir la transmission manuportée de germes responsables de maladies infectieuses (telles la grippe, les gastro-entérites aiguës, le choléra, les germes responsables d'intoxication alimentaire), mais aussi de substances toxiques pour l'humain (chimiques ou biologiques), avec lesquels les mains auraient pu être en contact. »</w:t>
+      </w:r>
+    </w:p>
+    <w:p>
+      <w:pPr>
+        <w:spacing w:after="60"/>
+        <w:ind w:left="510"/>
+      </w:pPr>
+      <w:r>
+        <w:rPr>
+          <w:rFonts w:ascii="Times New Roman" w:hAnsi="Times New Roman"/>
+          <w:b w:val="0"/>
+          <w:i/>
+          <w:color w:val="000000"/>
+          <w:sz w:val="20"/>
+        </w:rPr>
+        <w:t>« … il est recommandé de se laver les mains avant et après avoir, manipulé des aliments, manger, être allé aux toilettes, s'être occupé de quelqu'un d'autre, notamment des personnes fragiles (enfants, personnes âgées) ainsi qu'à de nombreux autres moments clés. »</w:t>
+      </w:r>
+    </w:p>
+    <w:p>
+      <w:pPr>
+        <w:spacing w:after="120"/>
+        <w:ind w:left="170"/>
+      </w:pPr>
+      <w:r>
+        <w:rPr>
+          <w:rFonts w:ascii="Times New Roman" w:hAnsi="Times New Roman"/>
+          <w:b/>
+          <w:i w:val="0"/>
+          <w:color w:val="000000"/>
+          <w:sz w:val="20"/>
+        </w:rPr>
+        <w:t>3. Ohabolana — « Ny nify, sady haingo no fahasalamana », ohabolana.org</w:t>
+      </w:r>
+    </w:p>
+    <w:p>
+      <w:pPr>
+        <w:spacing w:after="120"/>
+        <w:ind w:left="340"/>
+      </w:pPr>
+      <w:r>
+        <w:rPr>
+          <w:rFonts w:ascii="Times New Roman" w:hAnsi="Times New Roman"/>
+          <w:b w:val="0"/>
+          <w:i w:val="0"/>
+          <w:color w:val="1F4E79"/>
+          <w:sz w:val="18"/>
+        </w:rPr>
+        <w:t>https://ohabolana.org/ohabolana/vakio/o44868ce76e8e1</w:t>
+      </w:r>
+    </w:p>
+    <w:p>
+      <w:pPr>
+        <w:spacing w:after="60"/>
+        <w:ind w:left="510"/>
+      </w:pPr>
+      <w:r>
+        <w:rPr>
+          <w:rFonts w:ascii="Times New Roman" w:hAnsi="Times New Roman"/>
+          <w:b w:val="0"/>
+          <w:i/>
+          <w:color w:val="000000"/>
+          <w:sz w:val="20"/>
+        </w:rPr>
+        <w:t>« Ny nify, sady haingo no fahasalamana. » — dikan-teny : les dents sont à la fois parure et santé. (Recueil en ligne d'ohabolana, ohabolana.org, serasera.org)</w:t>
+      </w:r>
+    </w:p>
+    <w:p>
+      <w:pPr>
+        <w:spacing w:after="120"/>
+        <w:ind w:left="170"/>
+      </w:pPr>
+      <w:r>
+        <w:rPr>
+          <w:rFonts w:ascii="Times New Roman" w:hAnsi="Times New Roman"/>
+          <w:b/>
+          <w:i w:val="0"/>
+          <w:color w:val="000000"/>
+          <w:sz w:val="20"/>
+        </w:rPr>
+        <w:t>4. JICA / PAGEM — « Vakiteny Modely (Famakiana tantara) », manuels de langue malgache, rapport d'appui à l'éducation</w:t>
       </w:r>
     </w:p>
     <w:p>
@@ -2711,7 +3698,7 @@
                 <w:color w:val="000000"/>
                 <w:sz w:val="20"/>
               </w:rPr>
-              <w:t>Zana-taranja : Fanehoan-kevitra am-bava</w:t>
+              <w:t>Zana-taranja : Vakiteny (vakiteny miaina sy fahazoan-dahatsoratra)</w:t>
             </w:r>
           </w:p>
         </w:tc>
@@ -2773,7 +3760,7 @@
                 <w:color w:val="000000"/>
                 <w:sz w:val="20"/>
               </w:rPr>
-              <w:t>Seho n° : 1 / 4</w:t>
+              <w:t>Seho n° : 1 / 1</w:t>
             </w:r>
           </w:p>
         </w:tc>
@@ -2795,7 +3782,7 @@
                 <w:color w:val="000000"/>
                 <w:sz w:val="20"/>
               </w:rPr>
-              <w:t>Lohateny : Ny fepetra fototra amin'ny fahasalamana</w:t>
+              <w:t>Lohateny : Fanasana ny tanana</w:t>
             </w:r>
           </w:p>
         </w:tc>
@@ -2815,7 +3802,7 @@
                 <w:color w:val="000000"/>
                 <w:sz w:val="20"/>
               </w:rPr>
-              <w:t>Isan'ny seho : 3</w:t>
+              <w:t>Isan'ny seho : 2</w:t>
             </w:r>
           </w:p>
         </w:tc>
@@ -2837,7 +3824,7 @@
                 <w:color w:val="000000"/>
                 <w:sz w:val="20"/>
               </w:rPr>
-              <w:t>Tanjona manokana : Mpianatra afaka hamerina amin'ny teny anao ny fepetra fototra amin'ny fitandroana ny fahasalamana, ary hampiasa ny mpanamarika fotoana hoe « alohan'ny », « rehefa », « vao », « taorian'ny »</w:t>
+              <w:t>Tanjona manokana : Mpianatra afaka mamaky mazava sy tsy misy diso ny lahatsoratra fohy, ary hamaritra ny hevi-dehibe ao anatiny</w:t>
             </w:r>
           </w:p>
         </w:tc>
@@ -3100,7 +4087,7 @@
                 <w:color w:val="000000"/>
                 <w:sz w:val="20"/>
               </w:rPr>
-              <w:t>I. Famerenana (3 min)</w:t>
+              <w:t>I. Famerenana (5 min)</w:t>
             </w:r>
           </w:p>
         </w:tc>
@@ -3135,7 +4122,7 @@
                 <w:color w:val="000000"/>
                 <w:sz w:val="20"/>
               </w:rPr>
-              <w:t>1. Rehefa mivory ny olona maromaro, inona no fihetsika tokony haseho rehefa misy miteny na rehefa te handray fitenenana ?</w:t>
+              <w:t>1. Inona no atao hoe fahasalamana ?</w:t>
             </w:r>
           </w:p>
           <w:p>
@@ -3150,7 +4137,7 @@
                 <w:color w:val="000000"/>
                 <w:sz w:val="20"/>
               </w:rPr>
-              <w:t>2. Inona no atao hoe fahasalamana ?</w:t>
+              <w:t>2. Iza no miaro ny fahasalamantsika isan'andro ?</w:t>
             </w:r>
           </w:p>
           <w:p>
@@ -3165,22 +4152,7 @@
                 <w:color w:val="000000"/>
                 <w:sz w:val="20"/>
               </w:rPr>
-              <w:t>3. Inona no atao isaky ny maraina ?</w:t>
-            </w:r>
-          </w:p>
-          <w:p>
-            <w:pPr>
-              <w:spacing w:after="40"/>
-            </w:pPr>
-            <w:r>
-              <w:rPr>
-                <w:rFonts w:ascii="Times New Roman" w:hAnsi="Times New Roman"/>
-                <w:b w:val="0"/>
-                <w:i w:val="0"/>
-                <w:color w:val="000000"/>
-                <w:sz w:val="20"/>
-              </w:rPr>
-              <w:t>4. Iza no mampianatra antsika ireo fepetra ireo ?</w:t>
+              <w:t>3. Inona no fitaovana ampiasaina amin'ny fanadiovana ny tanana sy ny tongotra ?</w:t>
             </w:r>
           </w:p>
         </w:tc>
@@ -3215,7 +4187,7 @@
                 <w:color w:val="000000"/>
                 <w:sz w:val="20"/>
               </w:rPr>
-              <w:t>1. Mihaino tsara ary mananga-tanana rehefa hiteny.</w:t>
+              <w:t>1. Ny fahasalamana dia ny toetra ara-batana mahavelona ny olona, ka tsy misy aretina na fanaintainana.</w:t>
             </w:r>
           </w:p>
           <w:p>
@@ -3230,7 +4202,7 @@
                 <w:color w:val="000000"/>
                 <w:sz w:val="20"/>
               </w:rPr>
-              <w:t>2. Ny toetra ara-batana mahavelona ny olona, ka tsy misy aretina na fanaintainana.</w:t>
+              <w:t>2. Ny ray aman-dreny, ny mpampianatra, ary izahay manokoa.</w:t>
             </w:r>
           </w:p>
           <w:p>
@@ -3245,22 +4217,7 @@
                 <w:color w:val="000000"/>
                 <w:sz w:val="20"/>
               </w:rPr>
-              <w:t>3. Mifoha, manasa tanana, manasa endrika, ary misotro rano madio.</w:t>
-            </w:r>
-          </w:p>
-          <w:p>
-            <w:pPr>
-              <w:spacing w:after="40"/>
-            </w:pPr>
-            <w:r>
-              <w:rPr>
-                <w:rFonts w:ascii="Times New Roman" w:hAnsi="Times New Roman"/>
-                <w:b w:val="0"/>
-                <w:i w:val="0"/>
-                <w:color w:val="000000"/>
-                <w:sz w:val="20"/>
-              </w:rPr>
-              <w:t>4. Ny ray aman-dreny sy ny mpampianatra, ary ny olona miasa amin'ny fahasalamana.</w:t>
+              <w:t>3. Rano madio sy savony, ary lamba madio ho an'ny fanadiovana.</w:t>
             </w:r>
           </w:p>
         </w:tc>
@@ -3308,21 +4265,7 @@
           <w:tcPr>
             <w:tcW w:type="dxa" w:w="1077"/>
           </w:tcPr>
-          <w:p>
-            <w:pPr>
-              <w:spacing w:after="40"/>
-            </w:pPr>
-            <w:r>
-              <w:rPr>
-                <w:rFonts w:ascii="Times New Roman" w:hAnsi="Times New Roman"/>
-                <w:b w:val="0"/>
-                <w:i w:val="0"/>
-                <w:color w:val="000000"/>
-                <w:sz w:val="20"/>
-              </w:rPr>
-              <w:t>Ny ampahany teo aloha rehetra no averina, fa tsy ny lesona vaovao.</w:t>
-            </w:r>
-          </w:p>
+          <w:p/>
         </w:tc>
       </w:tr>
       <w:tr>
@@ -3344,7 +4287,7 @@
                 <w:color w:val="000000"/>
                 <w:sz w:val="20"/>
               </w:rPr>
-              <w:t>II. LESONA VAOVAO (14 min)</w:t>
+              <w:t>II. LESONA VAOVAO (20 min)</w:t>
             </w:r>
           </w:p>
         </w:tc>
@@ -3386,7 +4329,7 @@
                 <w:color w:val="000000"/>
                 <w:sz w:val="20"/>
               </w:rPr>
-              <w:t>Fanontaniana : Rehefa mianatra koa isika dia toy ny hoe mivory. Rehefa misy zavatra tsy azontsika, inona no tokony hatao ? V.A. : Mametraka fanontaniana.</w:t>
+              <w:t>Fanontaniana : Rehefa hohavainao ny sakafo, inona no tokony ho voalohany ataosinao ? V.A. : Ny fanasana ny tanana.</w:t>
             </w:r>
           </w:p>
         </w:tc>
@@ -3494,7 +4437,7 @@
                 <w:color w:val="000000"/>
                 <w:sz w:val="20"/>
               </w:rPr>
-              <w:t>Androany isika dia hianatra lesona vaovao hoe : « Ny fepetra fototra amin'ny fahasalamana ». Aorian'ity seho ity ianareo dia ho afaka hamerina amin'ny teny anao ireo fepetra ireo, ary hampiasa ny mpanamarika fotoana ao anaty fehezanteny.</w:t>
+              <w:t>Androany isika dia hianatra lesona vaovao hoe : « Fanasana ny tanana ». Aorian'ity seho ity ianareo dia ho afaka hamaky mazava sy tsy misy diso ny lahatsoratra fohy momba ny fahasalamana, ary hamaritra ny hevi-dehibe ao anatiny.</w:t>
             </w:r>
           </w:p>
         </w:tc>
@@ -3602,7 +4545,7 @@
                 <w:color w:val="000000"/>
                 <w:sz w:val="20"/>
               </w:rPr>
-              <w:t>Jereo ny sary roa eo amin'ny takelaka : ilay ankavanana sy ilay ankavia.</w:t>
+              <w:t>Asehoko eo amin'ny tabilao ny lahatsoratra « Fanasana ny tanana » sy ny sary mifandraika amin'izany.</w:t>
             </w:r>
           </w:p>
           <w:p>
@@ -3617,37 +4560,7 @@
                 <w:color w:val="000000"/>
                 <w:sz w:val="20"/>
               </w:rPr>
-              <w:t>Ankavanana : sarin'ny toerana maloto, misy lehilahy bota be, misavoritaka sady mamo, mitana tavoahangy.</w:t>
-            </w:r>
-          </w:p>
-          <w:p>
-            <w:pPr>
-              <w:spacing w:after="40"/>
-            </w:pPr>
-            <w:r>
-              <w:rPr>
-                <w:rFonts w:ascii="Times New Roman" w:hAnsi="Times New Roman"/>
-                <w:b w:val="0"/>
-                <w:i w:val="0"/>
-                <w:color w:val="000000"/>
-                <w:sz w:val="20"/>
-              </w:rPr>
-              <w:t>Ankavia : sarin'ny toerana madio, vehivavy miazakazaka, mitondra rano, zava-maniry voakarakara tsara, sady misy fambolena legioma.</w:t>
-            </w:r>
-          </w:p>
-          <w:p>
-            <w:pPr>
-              <w:spacing w:after="40"/>
-            </w:pPr>
-            <w:r>
-              <w:rPr>
-                <w:rFonts w:ascii="Times New Roman" w:hAnsi="Times New Roman"/>
-                <w:b w:val="0"/>
-                <w:i w:val="0"/>
-                <w:color w:val="000000"/>
-                <w:sz w:val="20"/>
-              </w:rPr>
-              <w:t>Inona avy no hitanareo ? Mihaino am-pilamina koa ny dihy voasoratra eo amin'ny tabilao.</w:t>
+              <w:t>Jereo aloha ny lohateny, ny isa ny fehezanteny, ary ny mari-piatoana ampiasaina ao.</w:t>
             </w:r>
           </w:p>
         </w:tc>
@@ -3707,7 +4620,7 @@
                 <w:color w:val="000000"/>
                 <w:sz w:val="20"/>
               </w:rPr>
-              <w:t>Solaitrabe misy sary roa (toerana maloto sy toerana madio) ary ny dihy voasoratra eo amin'ny tabilao</w:t>
+              <w:t>Lahatsoratra voasoratra eo amin'ny tabilao sy sary lehibe momba ny fanasana ny tanana</w:t>
             </w:r>
           </w:p>
         </w:tc>
@@ -3727,7 +4640,7 @@
                 <w:color w:val="000000"/>
                 <w:sz w:val="20"/>
               </w:rPr>
-              <w:t>Tsy mbola mamaly ny mpianatra eto : fihainoana sy fijery ihany.</w:t>
+              <w:t>Ny zava-jerena (lohateny, isa ny fehezanteny, sary) no avoaka amin'ny Famakafakana, fa tsy eto.</w:t>
             </w:r>
           </w:p>
         </w:tc>
@@ -3784,7 +4697,7 @@
                 <w:color w:val="000000"/>
                 <w:sz w:val="20"/>
               </w:rPr>
-              <w:t>1. Inona no ilaina ho an'ny tena araka ny dihy ?</w:t>
+              <w:t>1. Inona ny lohatenin'ny lahatsoratra ?</w:t>
             </w:r>
           </w:p>
           <w:p>
@@ -3799,7 +4712,7 @@
                 <w:color w:val="000000"/>
                 <w:sz w:val="20"/>
               </w:rPr>
-              <w:t>2. Inona no atao alohan'ny mihinana ?</w:t>
+              <w:t>2. Fehezanteny firy ny ao anaty lahatsoratra ?</w:t>
             </w:r>
           </w:p>
           <w:p>
@@ -3814,7 +4727,7 @@
                 <w:color w:val="000000"/>
                 <w:sz w:val="20"/>
               </w:rPr>
-              <w:t>3. Inona no atao taorian'ny sakafo ?</w:t>
+              <w:t>3. Inona no fomba mora indrindra hiarovana ny tena araka ny lahatsoratra ?</w:t>
             </w:r>
           </w:p>
           <w:p>
@@ -3829,7 +4742,7 @@
                 <w:color w:val="000000"/>
                 <w:sz w:val="20"/>
               </w:rPr>
-              <w:t>4. Inona ireo teny nampiseho ny fotoana tao amin'ny dihy ?</w:t>
+              <w:t>4. Amin'ny fotoana inona isika no manasa tanana araka ny lahatsoratra ?</w:t>
             </w:r>
           </w:p>
           <w:p>
@@ -3844,7 +4757,7 @@
                 <w:color w:val="000000"/>
                 <w:sz w:val="20"/>
               </w:rPr>
-              <w:t>5. Raha tsy manaraka ireo fepetra ireo isika, inona no mety hitranga ?</w:t>
+              <w:t>5. Ahoana no antony iavian'ny aretin-kibo sy ny aretin-koditra araka ny lahatsoratra ?</w:t>
             </w:r>
           </w:p>
         </w:tc>
@@ -3879,7 +4792,7 @@
                 <w:color w:val="000000"/>
                 <w:sz w:val="20"/>
               </w:rPr>
-              <w:t>1. Ny mihinana ara-potoana, ny misotro rano madio, ary ny fatoriana ampy.</w:t>
+              <w:t>1. « Fanasana ny tanana » ny lohateny.</w:t>
             </w:r>
           </w:p>
           <w:p>
@@ -3894,26 +4807,7 @@
                 <w:color w:val="000000"/>
                 <w:sz w:val="20"/>
               </w:rPr>
-              <w:t xml:space="preserve">2. </w:t>
-            </w:r>
-            <w:r>
-              <w:rPr>
-                <w:rFonts w:ascii="Times New Roman" w:hAnsi="Times New Roman"/>
-                <w:b/>
-                <w:color w:val="1F4E79"/>
-                <w:sz w:val="20"/>
-              </w:rPr>
-              <w:t>Manasa tanana</w:t>
-            </w:r>
-            <w:r>
-              <w:rPr>
-                <w:rFonts w:ascii="Times New Roman" w:hAnsi="Times New Roman"/>
-                <w:b w:val="0"/>
-                <w:i w:val="0"/>
-                <w:color w:val="000000"/>
-                <w:sz w:val="20"/>
-              </w:rPr>
-              <w:t xml:space="preserve"> isika, vao mihinana.</w:t>
+              <w:t>2. Dimy (5) ny fehezanteny ao anatiny.</w:t>
             </w:r>
           </w:p>
           <w:p>
@@ -3928,7 +4822,7 @@
                 <w:color w:val="000000"/>
                 <w:sz w:val="20"/>
               </w:rPr>
-              <w:t xml:space="preserve">3. Manasa tanana sy </w:t>
+              <w:t xml:space="preserve">3. Ny </w:t>
             </w:r>
             <w:r>
               <w:rPr>
@@ -3937,98 +4831,7 @@
                 <w:color w:val="1F4E79"/>
                 <w:sz w:val="20"/>
               </w:rPr>
-              <w:t>manasa nify</w:t>
-            </w:r>
-            <w:r>
-              <w:rPr>
-                <w:rFonts w:ascii="Times New Roman" w:hAnsi="Times New Roman"/>
-                <w:b w:val="0"/>
-                <w:i w:val="0"/>
-                <w:color w:val="000000"/>
-                <w:sz w:val="20"/>
-              </w:rPr>
-              <w:t xml:space="preserve"> indray.</w:t>
-            </w:r>
-          </w:p>
-          <w:p>
-            <w:pPr>
-              <w:spacing w:after="40"/>
-            </w:pPr>
-            <w:r>
-              <w:rPr>
-                <w:rFonts w:ascii="Times New Roman" w:hAnsi="Times New Roman"/>
-                <w:b w:val="0"/>
-                <w:i w:val="0"/>
-                <w:color w:val="000000"/>
-                <w:sz w:val="20"/>
-              </w:rPr>
-              <w:t xml:space="preserve">4. </w:t>
-            </w:r>
-            <w:r>
-              <w:rPr>
-                <w:rFonts w:ascii="Times New Roman" w:hAnsi="Times New Roman"/>
-                <w:b/>
-                <w:color w:val="1F4E79"/>
-                <w:sz w:val="20"/>
-              </w:rPr>
-              <w:t>alohan'ny</w:t>
-            </w:r>
-            <w:r>
-              <w:rPr>
-                <w:rFonts w:ascii="Times New Roman" w:hAnsi="Times New Roman"/>
-                <w:b w:val="0"/>
-                <w:i w:val="0"/>
-                <w:color w:val="000000"/>
-                <w:sz w:val="20"/>
-              </w:rPr>
-              <w:t xml:space="preserve">, </w:t>
-            </w:r>
-            <w:r>
-              <w:rPr>
-                <w:rFonts w:ascii="Times New Roman" w:hAnsi="Times New Roman"/>
-                <w:b/>
-                <w:color w:val="1F4E79"/>
-                <w:sz w:val="20"/>
-              </w:rPr>
-              <w:t>rehefa</w:t>
-            </w:r>
-            <w:r>
-              <w:rPr>
-                <w:rFonts w:ascii="Times New Roman" w:hAnsi="Times New Roman"/>
-                <w:b w:val="0"/>
-                <w:i w:val="0"/>
-                <w:color w:val="000000"/>
-                <w:sz w:val="20"/>
-              </w:rPr>
-              <w:t xml:space="preserve">, </w:t>
-            </w:r>
-            <w:r>
-              <w:rPr>
-                <w:rFonts w:ascii="Times New Roman" w:hAnsi="Times New Roman"/>
-                <w:b/>
-                <w:color w:val="1F4E79"/>
-                <w:sz w:val="20"/>
-              </w:rPr>
-              <w:t>vao</w:t>
-            </w:r>
-            <w:r>
-              <w:rPr>
-                <w:rFonts w:ascii="Times New Roman" w:hAnsi="Times New Roman"/>
-                <w:b w:val="0"/>
-                <w:i w:val="0"/>
-                <w:color w:val="000000"/>
-                <w:sz w:val="20"/>
-              </w:rPr>
-              <w:t xml:space="preserve">, </w:t>
-            </w:r>
-            <w:r>
-              <w:rPr>
-                <w:rFonts w:ascii="Times New Roman" w:hAnsi="Times New Roman"/>
-                <w:b/>
-                <w:color w:val="1F4E79"/>
-                <w:sz w:val="20"/>
-              </w:rPr>
-              <w:t>taorian'ny</w:t>
+              <w:t>fanasana ny tanana amin'ny savony sy rano madio</w:t>
             </w:r>
             <w:r>
               <w:rPr>
@@ -4053,7 +4856,22 @@
                 <w:color w:val="000000"/>
                 <w:sz w:val="20"/>
               </w:rPr>
-              <w:t>5. Mety ho voan'ny aretina, ka tsy mahay mianatra.</w:t>
+              <w:t>4. Alohan'ny mihinana sy rehefa miverina avy any an-dokoa.</w:t>
+            </w:r>
+          </w:p>
+          <w:p>
+            <w:pPr>
+              <w:spacing w:after="40"/>
+            </w:pPr>
+            <w:r>
+              <w:rPr>
+                <w:rFonts w:ascii="Times New Roman" w:hAnsi="Times New Roman"/>
+                <w:b w:val="0"/>
+                <w:i w:val="0"/>
+                <w:color w:val="000000"/>
+                <w:sz w:val="20"/>
+              </w:rPr>
+              <w:t>5. Avy amin'ny tanana maloto ny antony amin'ny be dia be amin'ireo aretina ireo.</w:t>
             </w:r>
           </w:p>
         </w:tc>
@@ -4073,7 +4891,7 @@
                 <w:color w:val="000000"/>
                 <w:sz w:val="20"/>
               </w:rPr>
-              <w:t>Fifanakalozan-kevitra / Fanontaniana arahim-baliny</w:t>
+              <w:t>Fanontaniana arahim-baliny / Asa iombonana</w:t>
             </w:r>
           </w:p>
         </w:tc>
@@ -4093,7 +4911,7 @@
                 <w:color w:val="000000"/>
                 <w:sz w:val="20"/>
               </w:rPr>
-              <w:t>Solaitrabe misy sary roa (toerana maloto sy toerana madio) ary ny dihy voasoratra eo amin'ny tabilao</w:t>
+              <w:t>Lahatsoratra voasoratra eo amin'ny tabilao sy sary lehibe momba ny fanasana ny tanana</w:t>
             </w:r>
           </w:p>
         </w:tc>
@@ -4141,7 +4959,7 @@
                 <w:color w:val="000000"/>
                 <w:sz w:val="20"/>
               </w:rPr>
-              <w:t>Koa, ny fepetra fototra amin'ny fahasalamana dia ny fihinanana sakafo ara-potoana, ny fisotroana rano madio, ny fanadiovana ny tanana sy ny tongotra, ary ny fatoriana ampy ; ny teny hoe alohan'ny, rehefa, vao, taorian'ny no mampiseho ny fotoana natao tsirairay.</w:t>
+              <w:t>Koa, ny fanasana ny tanana amin'ny savony sy rano madio, indrindra alohan'ny mihinana ary rehefa miverina avy any an-dokoa, dia fomba mora sy azo atao isan'andro hiarovana ny fahasalamana.</w:t>
             </w:r>
           </w:p>
         </w:tc>
@@ -4249,7 +5067,7 @@
                 <w:color w:val="000000"/>
                 <w:sz w:val="20"/>
               </w:rPr>
-              <w:t>Veroso amin'ny teny mety ho an'ny toerana banga : alohan'ny, vao, taorian'ny, rehefa.</w:t>
+              <w:t>Mameno ny toerana banga araka ny lahatsoratra.</w:t>
             </w:r>
           </w:p>
           <w:p>
@@ -4265,7 +5083,7 @@
                 <w:color w:val="000000"/>
                 <w:sz w:val="20"/>
               </w:rPr>
-              <w:t>a) ……………… ny mihinana, manasa tanana isika.</w:t>
+              <w:t>a) Ny fanasana ny tanana amin'ny …………………… sy rano madio.</w:t>
             </w:r>
           </w:p>
           <w:p>
@@ -4281,7 +5099,7 @@
                 <w:color w:val="000000"/>
                 <w:sz w:val="20"/>
               </w:rPr>
-              <w:t>b) Manasa tanana isika, ……………… mihinana.</w:t>
+              <w:t>b) Mazotoa manasa tanana alohan'ny …………………….</w:t>
             </w:r>
           </w:p>
           <w:p>
@@ -4297,7 +5115,7 @@
                 <w:color w:val="000000"/>
                 <w:sz w:val="20"/>
               </w:rPr>
-              <w:t>d) ……………… ny sakafo, manasa nify isika.</w:t>
+              <w:t>d) Avy amin'ny tanana …………………… ny anton'ny be dia be amin'ny aretin-kibo.</w:t>
             </w:r>
           </w:p>
           <w:p>
@@ -4313,7 +5131,7 @@
                 <w:color w:val="000000"/>
                 <w:sz w:val="20"/>
               </w:rPr>
-              <w:t>e) ……………… avy any an-dokoa isika, manasa tanana.</w:t>
+              <w:t>e) Ny …………………… dia manomboka amin'ny tanana.</w:t>
             </w:r>
           </w:p>
           <w:p>
@@ -4328,7 +5146,7 @@
                 <w:color w:val="000000"/>
                 <w:sz w:val="20"/>
               </w:rPr>
-              <w:t>Mamorona fehezanteny araka ireo torohevitra ireo, ary ampiasao mpanamarika fotoana iray ao anaty fehezanteny tsirairay.</w:t>
+              <w:t>Reheo amin'ny tsilo ny teny eo ankavia amin'ny dikany eo ankavanana.</w:t>
             </w:r>
           </w:p>
           <w:p>
@@ -4344,7 +5162,7 @@
                 <w:color w:val="000000"/>
                 <w:sz w:val="20"/>
               </w:rPr>
-              <w:t>a) sakafo ara-potoana</w:t>
+              <w:t>a) savony</w:t>
             </w:r>
           </w:p>
           <w:p>
@@ -4360,7 +5178,7 @@
                 <w:color w:val="000000"/>
                 <w:sz w:val="20"/>
               </w:rPr>
-              <w:t>b) rano madio</w:t>
+              <w:t>b) lamosin-tanana</w:t>
             </w:r>
           </w:p>
           <w:p>
@@ -4376,7 +5194,7 @@
                 <w:color w:val="000000"/>
                 <w:sz w:val="20"/>
               </w:rPr>
-              <w:t>d) fandroana</w:t>
+              <w:t>d) rantsan-tanana</w:t>
             </w:r>
           </w:p>
           <w:p>
@@ -4392,7 +5210,71 @@
                 <w:color w:val="000000"/>
                 <w:sz w:val="20"/>
               </w:rPr>
-              <w:t>e) fatoriana</w:t>
+              <w:t>e) lamba</w:t>
+            </w:r>
+          </w:p>
+          <w:p>
+            <w:pPr>
+              <w:spacing w:after="40"/>
+              <w:ind w:left="283"/>
+            </w:pPr>
+            <w:r>
+              <w:rPr>
+                <w:rFonts w:ascii="Times New Roman" w:hAnsi="Times New Roman"/>
+                <w:b w:val="0"/>
+                <w:i w:val="0"/>
+                <w:color w:val="000000"/>
+                <w:sz w:val="20"/>
+              </w:rPr>
+              <w:t>1) tapany afovoan'ny tanana</w:t>
+            </w:r>
+          </w:p>
+          <w:p>
+            <w:pPr>
+              <w:spacing w:after="40"/>
+              <w:ind w:left="283"/>
+            </w:pPr>
+            <w:r>
+              <w:rPr>
+                <w:rFonts w:ascii="Times New Roman" w:hAnsi="Times New Roman"/>
+                <w:b w:val="0"/>
+                <w:i w:val="0"/>
+                <w:color w:val="000000"/>
+                <w:sz w:val="20"/>
+              </w:rPr>
+              <w:t>2) singa ampiasaina hanadiovana ny tanana</w:t>
+            </w:r>
+          </w:p>
+          <w:p>
+            <w:pPr>
+              <w:spacing w:after="40"/>
+              <w:ind w:left="283"/>
+            </w:pPr>
+            <w:r>
+              <w:rPr>
+                <w:rFonts w:ascii="Times New Roman" w:hAnsi="Times New Roman"/>
+                <w:b w:val="0"/>
+                <w:i w:val="0"/>
+                <w:color w:val="000000"/>
+                <w:sz w:val="20"/>
+              </w:rPr>
+              <w:t>3) singa eo anelanelan'ny rantsan-tanana</w:t>
+            </w:r>
+          </w:p>
+          <w:p>
+            <w:pPr>
+              <w:spacing w:after="40"/>
+              <w:ind w:left="283"/>
+            </w:pPr>
+            <w:r>
+              <w:rPr>
+                <w:rFonts w:ascii="Times New Roman" w:hAnsi="Times New Roman"/>
+                <w:b w:val="0"/>
+                <w:i w:val="0"/>
+                <w:color w:val="000000"/>
+                <w:sz w:val="20"/>
+              </w:rPr>
+              <w:t>4) zava-piasana amin'ny fanadiovana ny tanana</w:t>
             </w:r>
           </w:p>
         </w:tc>
@@ -4428,7 +5310,7 @@
                 <w:color w:val="000000"/>
                 <w:sz w:val="20"/>
               </w:rPr>
-              <w:t>a) Alohan'ny</w:t>
+              <w:t>a) savony</w:t>
             </w:r>
           </w:p>
           <w:p>
@@ -4444,7 +5326,7 @@
                 <w:color w:val="000000"/>
                 <w:sz w:val="20"/>
               </w:rPr>
-              <w:t>b) vao</w:t>
+              <w:t>b) mihinana</w:t>
             </w:r>
           </w:p>
           <w:p>
@@ -4460,7 +5342,7 @@
                 <w:color w:val="000000"/>
                 <w:sz w:val="20"/>
               </w:rPr>
-              <w:t>d) Taorian'ny</w:t>
+              <w:t>d) maloto</w:t>
             </w:r>
           </w:p>
           <w:p>
@@ -4476,7 +5358,7 @@
                 <w:color w:val="000000"/>
                 <w:sz w:val="20"/>
               </w:rPr>
-              <w:t>e) Rehefa</w:t>
+              <w:t>e) fahasalamana</w:t>
             </w:r>
           </w:p>
           <w:p>
@@ -4492,7 +5374,7 @@
                 <w:color w:val="000000"/>
                 <w:sz w:val="20"/>
               </w:rPr>
-              <w:t>a) Mihinana ara-potoana isika, ka tsy hangidy ny kibo.</w:t>
+              <w:t>a — 2</w:t>
             </w:r>
           </w:p>
           <w:p>
@@ -4508,7 +5390,7 @@
                 <w:color w:val="000000"/>
                 <w:sz w:val="20"/>
               </w:rPr>
-              <w:t>b) Misotro rano madio isika isan'andro.</w:t>
+              <w:t>b — 1</w:t>
             </w:r>
           </w:p>
           <w:p>
@@ -4524,7 +5406,7 @@
                 <w:color w:val="000000"/>
                 <w:sz w:val="20"/>
               </w:rPr>
-              <w:t>d) Mandroa isika rehefa vita ny kilasy.</w:t>
+              <w:t>d — 3</w:t>
             </w:r>
           </w:p>
           <w:p>
@@ -4540,7 +5422,7 @@
                 <w:color w:val="000000"/>
                 <w:sz w:val="20"/>
               </w:rPr>
-              <w:t>e) Manasa nify isika, vao mandry.</w:t>
+              <w:t>e — 4</w:t>
             </w:r>
           </w:p>
         </w:tc>
@@ -4608,7 +5490,7 @@
                 <w:color w:val="000000"/>
                 <w:sz w:val="20"/>
               </w:rPr>
-              <w:t>III. Tombana (3 min)</w:t>
+              <w:t>III. Tombana (5 min)</w:t>
             </w:r>
           </w:p>
         </w:tc>
@@ -4643,7 +5525,7 @@
                 <w:color w:val="000000"/>
                 <w:sz w:val="20"/>
               </w:rPr>
-              <w:t>1. Inona no atao hoe fepetra fototra amin'ny fahasalamana ?</w:t>
+              <w:t>1. Inona no dingana voalohany amin'ny fanasana ny tanana ?</w:t>
             </w:r>
           </w:p>
           <w:p>
@@ -4658,7 +5540,7 @@
                 <w:color w:val="000000"/>
                 <w:sz w:val="20"/>
               </w:rPr>
-              <w:t>2. Alohan'ny mihinana, inona no atao ?</w:t>
+              <w:t>2. Inona ny tapany amin'ny tanana tsy tokony hadinoina ?</w:t>
             </w:r>
           </w:p>
           <w:p>
@@ -4673,7 +5555,7 @@
                 <w:color w:val="000000"/>
                 <w:sz w:val="20"/>
               </w:rPr>
-              <w:t>3. Taorian'ny sakafo, inona no atao ?</w:t>
+              <w:t>3. Inona no atao rehefa vita ny fanasana ny tanana ?</w:t>
             </w:r>
           </w:p>
           <w:p>
@@ -4688,7 +5570,7 @@
                 <w:color w:val="000000"/>
                 <w:sz w:val="20"/>
               </w:rPr>
-              <w:t>4. Ampiasao ao anaty fehezanteny ny teny hoe « taorian'ny ».</w:t>
+              <w:t>4. Inona no hafatry ny lahatsoratra amin'ny teny anao ?</w:t>
             </w:r>
           </w:p>
         </w:tc>
@@ -4723,7 +5605,7 @@
                 <w:color w:val="000000"/>
                 <w:sz w:val="20"/>
               </w:rPr>
-              <w:t>1. Ny zavatra tsy maintsy atao isan'andro mba ho salama ny olona.</w:t>
+              <w:t>1. Rano madio no ampiasaina vao misy savony.</w:t>
             </w:r>
           </w:p>
           <w:p>
@@ -4738,7 +5620,7 @@
                 <w:color w:val="000000"/>
                 <w:sz w:val="20"/>
               </w:rPr>
-              <w:t>2. Manasa tanana.</w:t>
+              <w:t>2. Ny lamosin-tanana sy ny eo anelanelan'ny rantsan-tanana.</w:t>
             </w:r>
           </w:p>
           <w:p>
@@ -4753,7 +5635,7 @@
                 <w:color w:val="000000"/>
                 <w:sz w:val="20"/>
               </w:rPr>
-              <w:t>3. Manasa tanana sy manasa nify.</w:t>
+              <w:t>3. Androavana amin'ny lamba madio.</w:t>
             </w:r>
           </w:p>
           <w:p>
@@ -4768,7 +5650,7 @@
                 <w:color w:val="000000"/>
                 <w:sz w:val="20"/>
               </w:rPr>
-              <w:t>4. Ohatra : Taorian'ny sakafo dia manasa nify aho.</w:t>
+              <w:t>4. Ny fahasalamana dia manomboka amin'ny fanasana ny tanana.</w:t>
             </w:r>
           </w:p>
         </w:tc>

--- a/manuel-malagasy-t5/output/Manuel_Malagasy_T5_FICHE-MODELE_V1.docx
+++ b/manuel-malagasy-t5/output/Manuel_Malagasy_T5_FICHE-MODELE_V1.docx
@@ -5540,7 +5540,7 @@
                 <w:color w:val="000000"/>
                 <w:sz w:val="20"/>
               </w:rPr>
-              <w:t>2. Inona ny tapany amin'ny tanana tsy tokony hadinoina ?</w:t>
+              <w:t>2. Inona no tsy tokony hadinoana amin'ny fanasana ny tanana ?</w:t>
             </w:r>
           </w:p>
           <w:p>
@@ -5620,7 +5620,7 @@
                 <w:color w:val="000000"/>
                 <w:sz w:val="20"/>
               </w:rPr>
-              <w:t>2. Ny lamosin-tanana sy ny eo anelanelan'ny rantsan-tanana.</w:t>
+              <w:t>2. Ny lamosin-tanana sy ny eo anelanelan'ny rantsan-tanana, satria ao no mitahiry maloto.</w:t>
             </w:r>
           </w:p>
           <w:p>
@@ -5635,7 +5635,7 @@
                 <w:color w:val="000000"/>
                 <w:sz w:val="20"/>
               </w:rPr>
-              <w:t>3. Androavana amin'ny lamba madio.</w:t>
+              <w:t>3. Ny lamba madio no ampiasaina amin'ny fanamainana ny tanana.</w:t>
             </w:r>
           </w:p>
           <w:p>
